--- a/nodejs/templates/ripec.docx
+++ b/nodejs/templates/ripec.docx
@@ -1,7 +1,8 @@
 
 <file path=word/document.xml><?xml version="1.0" encoding="utf-8"?>
-<w:document xmlns:wpc="http://schemas.microsoft.com/office/word/2010/wordprocessingCanvas" xmlns:cx="http://schemas.microsoft.com/office/drawing/2014/chartex" xmlns:cx1="http://schemas.microsoft.com/office/drawing/2015/9/8/chartex" xmlns:cx2="http://schemas.microsoft.com/office/drawing/2015/10/21/chartex" xmlns:cx3="http://schemas.microsoft.com/office/drawing/2016/5/9/chartex" xmlns:cx4="http://schemas.microsoft.com/office/drawing/2016/5/10/chartex" xmlns:cx5="http://schemas.microsoft.com/office/drawing/2016/5/11/chartex" xmlns:cx6="http://schemas.microsoft.com/office/drawing/2016/5/12/chartex" xmlns:cx7="http://schemas.microsoft.com/office/drawing/2016/5/13/chartex" xmlns:cx8="http://schemas.microsoft.com/office/drawing/2016/5/14/chartex" xmlns:mc="http://schemas.openxmlformats.org/markup-compatibility/2006" xmlns:aink="http://schemas.microsoft.com/office/drawing/2016/ink" xmlns:am3d="http://schemas.microsoft.com/office/drawing/2017/model3d" xmlns:o="urn:schemas-microsoft-com:office:office" xmlns:oel="http://schemas.microsoft.com/office/2019/extlst" xmlns:r="http://schemas.openxmlformats.org/officeDocument/2006/relationships" xmlns:m="http://schemas.openxmlformats.org/officeDocument/2006/math" xmlns:v="urn:schemas-microsoft-com:vml" xmlns:wp14="http://schemas.microsoft.com/office/word/2010/wordprocessingDrawing" xmlns:wp="http://schemas.openxmlformats.org/drawingml/2006/wordprocessingDrawing" xmlns:w10="urn:schemas-microsoft-com:office:word" xmlns:w="http://schemas.openxmlformats.org/wordprocessingml/2006/main" xmlns:w14="http://schemas.microsoft.com/office/word/2010/wordml" xmlns:w15="http://schemas.microsoft.com/office/word/2012/wordml" xmlns:w16cex="http://schemas.microsoft.com/office/word/2018/wordml/cex" xmlns:w16cid="http://schemas.microsoft.com/office/word/2016/wordml/cid" xmlns:w16="http://schemas.microsoft.com/office/word/2018/wordml" xmlns:w16du="http://schemas.microsoft.com/office/word/2023/wordml/word16du" xmlns:w16sdtdh="http://schemas.microsoft.com/office/word/2020/wordml/sdtdatahash" xmlns:w16sdtfl="http://schemas.microsoft.com/office/word/2024/wordml/sdtformatlock" xmlns:w16se="http://schemas.microsoft.com/office/word/2015/wordml/symex" xmlns:wpg="http://schemas.microsoft.com/office/word/2010/wordprocessingGroup" xmlns:wpi="http://schemas.microsoft.com/office/word/2010/wordprocessingInk" xmlns:wne="http://schemas.microsoft.com/office/word/2006/wordml" xmlns:wps="http://schemas.microsoft.com/office/word/2010/wordprocessingShape" mc:Ignorable="w14 w15 w16se w16cid w16 w16cex w16sdtdh w16sdtfl w16du wp14">
+<w:document xmlns:wpc="http://schemas.microsoft.com/office/word/2010/wordprocessingCanvas" xmlns:cx="http://schemas.microsoft.com/office/drawing/2014/chartex" xmlns:cx1="http://schemas.microsoft.com/office/drawing/2015/9/8/chartex" xmlns:cx2="http://schemas.microsoft.com/office/drawing/2015/10/21/chartex" xmlns:cx3="http://schemas.microsoft.com/office/drawing/2016/5/9/chartex" xmlns:cx4="http://schemas.microsoft.com/office/drawing/2016/5/10/chartex" xmlns:cx5="http://schemas.microsoft.com/office/drawing/2016/5/11/chartex" xmlns:cx6="http://schemas.microsoft.com/office/drawing/2016/5/12/chartex" xmlns:cx7="http://schemas.microsoft.com/office/drawing/2016/5/13/chartex" xmlns:cx8="http://schemas.microsoft.com/office/drawing/2016/5/14/chartex" xmlns:mc="http://schemas.openxmlformats.org/markup-compatibility/2006" xmlns:aink="http://schemas.microsoft.com/office/drawing/2016/ink" xmlns:am3d="http://schemas.microsoft.com/office/drawing/2017/model3d" xmlns:o="urn:schemas-microsoft-com:office:office" xmlns:r="http://schemas.openxmlformats.org/officeDocument/2006/relationships" xmlns:m="http://schemas.openxmlformats.org/officeDocument/2006/math" xmlns:v="urn:schemas-microsoft-com:vml" xmlns:wp14="http://schemas.microsoft.com/office/word/2010/wordprocessingDrawing" xmlns:wp="http://schemas.openxmlformats.org/drawingml/2006/wordprocessingDrawing" xmlns:w10="urn:schemas-microsoft-com:office:word" xmlns:w="http://schemas.openxmlformats.org/wordprocessingml/2006/main" xmlns:w14="http://schemas.microsoft.com/office/word/2010/wordml" xmlns:w15="http://schemas.microsoft.com/office/word/2012/wordml" xmlns:w16cex="http://schemas.microsoft.com/office/word/2018/wordml/cex" xmlns:w16cid="http://schemas.microsoft.com/office/word/2016/wordml/cid" xmlns:w16="http://schemas.microsoft.com/office/word/2018/wordml" xmlns:w16sdtdh="http://schemas.microsoft.com/office/word/2020/wordml/sdtdatahash" xmlns:w16se="http://schemas.microsoft.com/office/word/2015/wordml/symex" xmlns:wpg="http://schemas.microsoft.com/office/word/2010/wordprocessingGroup" xmlns:wpi="http://schemas.microsoft.com/office/word/2010/wordprocessingInk" xmlns:wne="http://schemas.microsoft.com/office/word/2006/wordml" xmlns:wps="http://schemas.microsoft.com/office/word/2010/wordprocessingShape" mc:Ignorable="w14 w15 w16se w16cid w16 w16cex w16sdtdh wp14">
   <w:body>
+    <w:p/>
     <w:p>
       <w:pPr>
         <w:pStyle w:val="Titre"/>
@@ -13,7 +14,7 @@
           <w:noProof/>
         </w:rPr>
         <w:drawing>
-          <wp:anchor distT="0" distB="0" distL="0" distR="0" simplePos="0" relativeHeight="251659776" behindDoc="0" locked="0" layoutInCell="1" allowOverlap="1" wp14:anchorId="3E00C134" wp14:editId="1DFC5FAE">
+          <wp:anchor distT="0" distB="0" distL="0" distR="0" simplePos="0" relativeHeight="251662336" behindDoc="0" locked="0" layoutInCell="1" allowOverlap="1" wp14:anchorId="71580A9A" wp14:editId="599BA3DD">
             <wp:simplePos x="0" y="0"/>
             <wp:positionH relativeFrom="page">
               <wp:posOffset>5888331</wp:posOffset>
@@ -36,7 +37,7 @@
                     <pic:cNvPicPr/>
                   </pic:nvPicPr>
                   <pic:blipFill>
-                    <a:blip r:embed="rId6" cstate="print"/>
+                    <a:blip r:embed="rId7" cstate="print"/>
                     <a:stretch>
                       <a:fillRect/>
                     </a:stretch>
@@ -63,7 +64,7 @@
         <mc:AlternateContent>
           <mc:Choice Requires="wps">
             <w:drawing>
-              <wp:anchor distT="0" distB="0" distL="0" distR="0" simplePos="0" relativeHeight="251657728" behindDoc="0" locked="0" layoutInCell="1" allowOverlap="1" wp14:anchorId="7EDE40FD" wp14:editId="1E5848CB">
+              <wp:anchor distT="0" distB="0" distL="0" distR="0" simplePos="0" relativeHeight="251661312" behindDoc="0" locked="0" layoutInCell="1" allowOverlap="1" wp14:anchorId="42EA411B" wp14:editId="2FD09143">
                 <wp:simplePos x="0" y="0"/>
                 <wp:positionH relativeFrom="page">
                   <wp:posOffset>5696319</wp:posOffset>
@@ -127,7 +128,7 @@
           </mc:Choice>
           <mc:Fallback>
             <w:pict>
-              <v:shape w14:anchorId="7C833C55" id="Graphic 9" o:spid="_x0000_s1026" style="position:absolute;margin-left:448.55pt;margin-top:7.1pt;width:.1pt;height:96.4pt;z-index:251657728;visibility:visible;mso-wrap-style:square;mso-wrap-distance-left:0;mso-wrap-distance-top:0;mso-wrap-distance-right:0;mso-wrap-distance-bottom:0;mso-position-horizontal:absolute;mso-position-horizontal-relative:page;mso-position-vertical:absolute;mso-position-vertical-relative:text;v-text-anchor:top" coordsize="1270,1224280" o:gfxdata="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" path="m,l,1224000e" filled="f" strokecolor="#e1b946" strokeweight="1pt">
+              <v:shape w14:anchorId="75F673DF" id="Graphic 9" o:spid="_x0000_s1026" style="position:absolute;margin-left:448.55pt;margin-top:7.1pt;width:.1pt;height:96.4pt;z-index:251661312;visibility:visible;mso-wrap-style:square;mso-wrap-distance-left:0;mso-wrap-distance-top:0;mso-wrap-distance-right:0;mso-wrap-distance-bottom:0;mso-position-horizontal:absolute;mso-position-horizontal-relative:page;mso-position-vertical:absolute;mso-position-vertical-relative:text;v-text-anchor:top" coordsize="1270,1224280" o:gfxdata="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" path="m,l,1224000e" filled="f" strokecolor="#e1b946" strokeweight="1pt">
                 <v:path arrowok="t"/>
                 <w10:wrap anchorx="page"/>
               </v:shape>
@@ -254,7 +255,7 @@
         <mc:AlternateContent>
           <mc:Choice Requires="wpg">
             <w:drawing>
-              <wp:anchor distT="0" distB="0" distL="0" distR="0" simplePos="0" relativeHeight="15730688" behindDoc="0" locked="0" layoutInCell="1" allowOverlap="1" wp14:anchorId="07042362" wp14:editId="44CE089E">
+              <wp:anchor distT="0" distB="0" distL="0" distR="0" simplePos="0" relativeHeight="251659264" behindDoc="0" locked="0" layoutInCell="1" allowOverlap="1" wp14:anchorId="6F6172C1" wp14:editId="087C57E5">
                 <wp:simplePos x="0" y="0"/>
                 <wp:positionH relativeFrom="page">
                   <wp:posOffset>0</wp:posOffset>
@@ -335,7 +336,7 @@
                           <pic:cNvPicPr/>
                         </pic:nvPicPr>
                         <pic:blipFill>
-                          <a:blip r:embed="rId7" cstate="print"/>
+                          <a:blip r:embed="rId8" cstate="print"/>
                           <a:stretch>
                             <a:fillRect/>
                           </a:stretch>
@@ -748,6 +749,13 @@
                                 </w:rPr>
                                 <w:t xml:space="preserve"> de</w:t>
                               </w:r>
+                              <w:r>
+                                <w:rPr>
+                                  <w:spacing w:val="-5"/>
+                                  <w:sz w:val="24"/>
+                                </w:rPr>
+                                <w:t> :</w:t>
+                              </w:r>
                             </w:p>
                           </w:txbxContent>
                         </wps:txbx>
@@ -763,7 +771,7 @@
           </mc:Choice>
           <mc:Fallback>
             <w:pict>
-              <v:group w14:anchorId="07042362" id="Group 11" o:spid="_x0000_s1026" style="position:absolute;left:0;text-align:left;margin-left:0;margin-top:21.25pt;width:595.3pt;height:64.7pt;z-index:15730688;mso-wrap-distance-left:0;mso-wrap-distance-right:0;mso-position-horizontal-relative:page" coordsize="75603,8216" o:gfxdata="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">
+              <v:group w14:anchorId="6F6172C1" id="Group 11" o:spid="_x0000_s1026" style="position:absolute;left:0;text-align:left;margin-left:0;margin-top:21.25pt;width:595.3pt;height:64.7pt;z-index:251659264;mso-wrap-distance-left:0;mso-wrap-distance-right:0;mso-position-horizontal-relative:page" coordsize="75603,8216" o:gfxdata="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">
                 <v:shape id="Graphic 12" o:spid="_x0000_s1027" style="position:absolute;top:1295;width:75603;height:6922;visibility:visible;mso-wrap-style:square;v-text-anchor:top" coordsize="7560309,692150" o:gfxdata="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" path="m7559992,l,,,691527r7559992,l7559992,xe" fillcolor="#edf4f8" stroked="f">
                   <v:path arrowok="t"/>
                 </v:shape>
@@ -787,7 +795,7 @@
                   <o:lock v:ext="edit" aspectratio="t"/>
                 </v:shapetype>
                 <v:shape id="Image 13" o:spid="_x0000_s1028" type="#_x0000_t75" style="position:absolute;left:36631;top:127;width:2337;height:2337;visibility:visible;mso-wrap-style:square" o:gfxdata="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">
-                  <v:imagedata r:id="rId8" o:title=""/>
+                  <v:imagedata r:id="rId9" o:title=""/>
                 </v:shape>
                 <v:shape id="Graphic 14" o:spid="_x0000_s1029" style="position:absolute;left:36631;top:127;width:2343;height:2343;visibility:visible;mso-wrap-style:square;v-text-anchor:top" coordsize="234315,234315" o:gfxdata="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" path="m116865,233743r45489,-9184l199501,199513r25045,-37147l233730,116878,224546,71382,199501,34231,162354,9184,116865,,71376,9184,34229,34231,9184,71382,,116878r9184,45488l34229,199513r37147,25046l116865,233743xe" filled="f" strokecolor="white" strokeweight="2pt">
                   <v:path arrowok="t"/>
@@ -1098,6 +1106,13 @@
                           </w:rPr>
                           <w:t xml:space="preserve"> de</w:t>
                         </w:r>
+                        <w:r>
+                          <w:rPr>
+                            <w:spacing w:val="-5"/>
+                            <w:sz w:val="24"/>
+                          </w:rPr>
+                          <w:t> :</w:t>
+                        </w:r>
                       </w:p>
                     </w:txbxContent>
                   </v:textbox>
@@ -1126,27 +1141,13 @@
           <w:spacing w:val="-5"/>
           <w:sz w:val="24"/>
         </w:rPr>
-        <w:t>d</w:t>
-      </w:r>
-      <w:r>
-        <w:rPr>
-          <w:spacing w:val="-5"/>
+        <w:t>de</w:t>
+      </w:r>
+      <w:r>
+        <w:rPr>
           <w:sz w:val="24"/>
         </w:rPr>
-        <w:t xml:space="preserve">e </w:t>
-      </w:r>
-      <w:r>
-        <w:rPr>
-          <w:sz w:val="24"/>
-        </w:rPr>
         <w:tab/>
-      </w:r>
-      <w:r>
-        <w:rPr>
-          <w:b/>
-          <w:sz w:val="24"/>
-        </w:rPr>
-        <w:t>rapporteur</w:t>
       </w:r>
       <w:r>
         <w:rPr>
@@ -1155,67 +1156,6 @@
           <w:sz w:val="24"/>
         </w:rPr>
         <w:t xml:space="preserve"> </w:t>
-      </w:r>
-      <w:r>
-        <w:rPr>
-          <w:b/>
-          <w:sz w:val="24"/>
-        </w:rPr>
-        <w:t>1</w:t>
-      </w:r>
-      <w:r>
-        <w:rPr>
-          <w:b/>
-          <w:spacing w:val="-3"/>
-          <w:sz w:val="24"/>
-        </w:rPr>
-        <w:t xml:space="preserve"> </w:t>
-      </w:r>
-      <w:r>
-        <w:rPr>
-          <w:sz w:val="24"/>
-        </w:rPr>
-        <w:t>sur</w:t>
-      </w:r>
-      <w:r>
-        <w:rPr>
-          <w:spacing w:val="-3"/>
-          <w:sz w:val="24"/>
-        </w:rPr>
-        <w:t xml:space="preserve"> </w:t>
-      </w:r>
-      <w:r>
-        <w:rPr>
-          <w:sz w:val="24"/>
-        </w:rPr>
-        <w:t>la</w:t>
-      </w:r>
-      <w:r>
-        <w:rPr>
-          <w:spacing w:val="-3"/>
-          <w:sz w:val="24"/>
-        </w:rPr>
-        <w:t xml:space="preserve"> </w:t>
-      </w:r>
-      <w:r>
-        <w:rPr>
-          <w:sz w:val="24"/>
-        </w:rPr>
-        <w:t>candidature</w:t>
-      </w:r>
-      <w:r>
-        <w:rPr>
-          <w:spacing w:val="-2"/>
-          <w:sz w:val="24"/>
-        </w:rPr>
-        <w:t xml:space="preserve"> </w:t>
-      </w:r>
-      <w:r>
-        <w:rPr>
-          <w:spacing w:val="-5"/>
-          <w:sz w:val="24"/>
-        </w:rPr>
-        <w:t xml:space="preserve">de </w:t>
       </w:r>
     </w:p>
     <w:p>
@@ -1505,7 +1445,7 @@
         <mc:AlternateContent>
           <mc:Choice Requires="wps">
             <w:drawing>
-              <wp:anchor distT="0" distB="0" distL="0" distR="0" simplePos="0" relativeHeight="487587840" behindDoc="1" locked="0" layoutInCell="1" allowOverlap="1" wp14:anchorId="2F2D8112" wp14:editId="7FBD6A0D">
+              <wp:anchor distT="0" distB="0" distL="0" distR="0" simplePos="0" relativeHeight="251663360" behindDoc="1" locked="0" layoutInCell="1" allowOverlap="1" wp14:anchorId="25449062" wp14:editId="5263CF2D">
                 <wp:simplePos x="0" y="0"/>
                 <wp:positionH relativeFrom="page">
                   <wp:posOffset>1907999</wp:posOffset>
@@ -1569,7 +1509,7 @@
           </mc:Choice>
           <mc:Fallback>
             <w:pict>
-              <v:shape w14:anchorId="3330D05D" id="Graphic 16" o:spid="_x0000_s1026" style="position:absolute;margin-left:150.25pt;margin-top:13.1pt;width:298.8pt;height:.1pt;z-index:-15728640;visibility:visible;mso-wrap-style:square;mso-wrap-distance-left:0;mso-wrap-distance-top:0;mso-wrap-distance-right:0;mso-wrap-distance-bottom:0;mso-position-horizontal:absolute;mso-position-horizontal-relative:page;mso-position-vertical:absolute;mso-position-vertical-relative:text;v-text-anchor:top" coordsize="3794760,1270" o:gfxdata="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" path="m,l3794671,e" filled="f" strokecolor="#e1b946" strokeweight="1pt">
+              <v:shape w14:anchorId="37988C34" id="Graphic 16" o:spid="_x0000_s1026" style="position:absolute;margin-left:150.25pt;margin-top:13.1pt;width:298.8pt;height:.1pt;z-index:-251653120;visibility:visible;mso-wrap-style:square;mso-wrap-distance-left:0;mso-wrap-distance-top:0;mso-wrap-distance-right:0;mso-wrap-distance-bottom:0;mso-position-horizontal:absolute;mso-position-horizontal-relative:page;mso-position-vertical:absolute;mso-position-vertical-relative:text;v-text-anchor:top" coordsize="3794760,1270" o:gfxdata="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" path="m,l3794671,e" filled="f" strokecolor="#e1b946" strokeweight="1pt">
                 <v:path arrowok="t"/>
                 <w10:wrap type="topAndBottom" anchorx="page"/>
               </v:shape>
@@ -1584,107 +1524,109 @@
         <w:spacing w:before="118"/>
         <w:ind w:left="566"/>
       </w:pPr>
-      <w:r>
-        <w:t>La</w:t>
-      </w:r>
-      <w:r>
-        <w:rPr>
-          <w:spacing w:val="4"/>
-        </w:rPr>
-        <w:t xml:space="preserve"> </w:t>
-      </w:r>
-      <w:r>
-        <w:t>formation</w:t>
-      </w:r>
-      <w:r>
-        <w:rPr>
-          <w:spacing w:val="5"/>
-        </w:rPr>
-        <w:t xml:space="preserve"> </w:t>
-      </w:r>
-      <w:r>
-        <w:t>initiale</w:t>
-      </w:r>
-      <w:r>
-        <w:rPr>
-          <w:spacing w:val="4"/>
-        </w:rPr>
-        <w:t xml:space="preserve"> </w:t>
-      </w:r>
-      <w:r>
-        <w:t>et</w:t>
-      </w:r>
-      <w:r>
-        <w:rPr>
-          <w:spacing w:val="5"/>
-        </w:rPr>
-        <w:t xml:space="preserve"> </w:t>
-      </w:r>
-      <w:r>
-        <w:t>continue</w:t>
-      </w:r>
-      <w:r>
-        <w:rPr>
-          <w:spacing w:val="5"/>
-        </w:rPr>
-        <w:t xml:space="preserve"> </w:t>
-      </w:r>
-      <w:r>
-        <w:t>tout</w:t>
-      </w:r>
-      <w:r>
-        <w:rPr>
-          <w:spacing w:val="4"/>
-        </w:rPr>
-        <w:t xml:space="preserve"> </w:t>
-      </w:r>
-      <w:r>
-        <w:t>au</w:t>
-      </w:r>
-      <w:r>
-        <w:rPr>
-          <w:spacing w:val="5"/>
-        </w:rPr>
-        <w:t xml:space="preserve"> </w:t>
-      </w:r>
-      <w:r>
-        <w:t>long</w:t>
-      </w:r>
-      <w:r>
-        <w:rPr>
-          <w:spacing w:val="5"/>
-        </w:rPr>
-        <w:t xml:space="preserve"> </w:t>
-      </w:r>
-      <w:r>
-        <w:t>de</w:t>
-      </w:r>
-      <w:r>
-        <w:rPr>
-          <w:spacing w:val="4"/>
-        </w:rPr>
-        <w:t xml:space="preserve"> </w:t>
-      </w:r>
-      <w:r>
-        <w:t>la</w:t>
-      </w:r>
-      <w:r>
-        <w:rPr>
-          <w:spacing w:val="5"/>
-        </w:rPr>
-        <w:t xml:space="preserve"> </w:t>
-      </w:r>
-      <w:r>
-        <w:rPr>
-          <w:spacing w:val="-4"/>
-        </w:rPr>
-        <w:t>vie*</w:t>
-      </w:r>
     </w:p>
     <w:p>
       <w:pPr>
         <w:pStyle w:val="Corpsdetexte"/>
+        <w:spacing w:before="118"/>
+        <w:ind w:left="566"/>
       </w:pPr>
+      <w:r>
+        <w:t>La</w:t>
+      </w:r>
+      <w:r>
+        <w:rPr>
+          <w:spacing w:val="4"/>
+        </w:rPr>
+        <w:t xml:space="preserve"> </w:t>
+      </w:r>
+      <w:r>
+        <w:t>formation</w:t>
+      </w:r>
+      <w:r>
+        <w:rPr>
+          <w:spacing w:val="5"/>
+        </w:rPr>
+        <w:t xml:space="preserve"> </w:t>
+      </w:r>
+      <w:r>
+        <w:t>initiale</w:t>
+      </w:r>
+      <w:r>
+        <w:rPr>
+          <w:spacing w:val="4"/>
+        </w:rPr>
+        <w:t xml:space="preserve"> </w:t>
+      </w:r>
+      <w:r>
+        <w:t>et</w:t>
+      </w:r>
+      <w:r>
+        <w:rPr>
+          <w:spacing w:val="5"/>
+        </w:rPr>
+        <w:t xml:space="preserve"> </w:t>
+      </w:r>
+      <w:r>
+        <w:t>continue</w:t>
+      </w:r>
+      <w:r>
+        <w:rPr>
+          <w:spacing w:val="5"/>
+        </w:rPr>
+        <w:t xml:space="preserve"> </w:t>
+      </w:r>
+      <w:r>
+        <w:t>tout</w:t>
+      </w:r>
+      <w:r>
+        <w:rPr>
+          <w:spacing w:val="4"/>
+        </w:rPr>
+        <w:t xml:space="preserve"> </w:t>
+      </w:r>
+      <w:r>
+        <w:t>au</w:t>
+      </w:r>
+      <w:r>
+        <w:rPr>
+          <w:spacing w:val="5"/>
+        </w:rPr>
+        <w:t xml:space="preserve"> </w:t>
+      </w:r>
+      <w:r>
+        <w:t>long</w:t>
+      </w:r>
+      <w:r>
+        <w:rPr>
+          <w:spacing w:val="5"/>
+        </w:rPr>
+        <w:t xml:space="preserve"> </w:t>
+      </w:r>
+      <w:r>
+        <w:t>de</w:t>
+      </w:r>
+      <w:r>
+        <w:rPr>
+          <w:spacing w:val="4"/>
+        </w:rPr>
+        <w:t xml:space="preserve"> </w:t>
+      </w:r>
+      <w:r>
+        <w:t>la</w:t>
+      </w:r>
+      <w:r>
+        <w:rPr>
+          <w:spacing w:val="5"/>
+        </w:rPr>
+        <w:t xml:space="preserve"> </w:t>
+      </w:r>
+      <w:r>
+        <w:rPr>
+          <w:spacing w:val="-4"/>
+        </w:rPr>
+        <w:t>vie*</w:t>
+      </w:r>
     </w:p>
     <w:p>
       <w:pPr>
@@ -1714,11 +1656,6 @@
     <w:p>
       <w:pPr>
         <w:pStyle w:val="Corpsdetexte"/>
-      </w:pPr>
-    </w:p>
-    <w:p>
-      <w:pPr>
-        <w:pStyle w:val="Corpsdetexte"/>
         <w:spacing w:before="218"/>
       </w:pPr>
     </w:p>
@@ -1787,16 +1724,6 @@
         </w:rPr>
         <w:t>professionnelle*</w:t>
       </w:r>
-    </w:p>
-    <w:p>
-      <w:pPr>
-        <w:pStyle w:val="Corpsdetexte"/>
-      </w:pPr>
-    </w:p>
-    <w:p>
-      <w:pPr>
-        <w:pStyle w:val="Corpsdetexte"/>
-      </w:pPr>
     </w:p>
     <w:p>
       <w:pPr>
@@ -1812,16 +1739,17 @@
     <w:p>
       <w:pPr>
         <w:pStyle w:val="Corpsdetexte"/>
-        <w:ind w:left="566" w:right="821"/>
+        <w:spacing w:before="38"/>
       </w:pPr>
-      <w:r>
-        <w:t>La diffusion de la culture humaniste, en particulier à travers le développement des sciences humaines et sociales, et de la culture scientifique, technique et industrielle*</w:t>
-      </w:r>
     </w:p>
     <w:p>
       <w:pPr>
         <w:pStyle w:val="Corpsdetexte"/>
+        <w:ind w:left="566" w:right="821"/>
       </w:pPr>
+      <w:r>
+        <w:t>La diffusion de la culture humaniste, en particulier à travers le développement des sciences humaines et sociales, et de la culture scientifique, technique et industrielle*</w:t>
+      </w:r>
     </w:p>
     <w:p>
       <w:pPr>
@@ -1842,145 +1770,146 @@
     <w:p>
       <w:pPr>
         <w:pStyle w:val="Corpsdetexte"/>
-        <w:ind w:left="566"/>
+        <w:spacing w:before="12"/>
       </w:pPr>
-      <w:r>
-        <w:t>La</w:t>
-      </w:r>
-      <w:r>
-        <w:rPr>
-          <w:spacing w:val="5"/>
-        </w:rPr>
-        <w:t xml:space="preserve"> </w:t>
-      </w:r>
-      <w:r>
-        <w:t>participation</w:t>
-      </w:r>
-      <w:r>
-        <w:rPr>
-          <w:spacing w:val="6"/>
-        </w:rPr>
-        <w:t xml:space="preserve"> </w:t>
-      </w:r>
-      <w:r>
-        <w:t>à</w:t>
-      </w:r>
-      <w:r>
-        <w:rPr>
-          <w:spacing w:val="5"/>
-        </w:rPr>
-        <w:t xml:space="preserve"> </w:t>
-      </w:r>
-      <w:r>
-        <w:t>la</w:t>
-      </w:r>
-      <w:r>
-        <w:rPr>
-          <w:spacing w:val="6"/>
-        </w:rPr>
-        <w:t xml:space="preserve"> </w:t>
-      </w:r>
-      <w:r>
-        <w:t>construction</w:t>
-      </w:r>
-      <w:r>
-        <w:rPr>
-          <w:spacing w:val="5"/>
-        </w:rPr>
-        <w:t xml:space="preserve"> </w:t>
-      </w:r>
-      <w:r>
-        <w:t>de</w:t>
-      </w:r>
-      <w:r>
-        <w:rPr>
-          <w:spacing w:val="6"/>
-        </w:rPr>
-        <w:t xml:space="preserve"> </w:t>
-      </w:r>
-      <w:r>
-        <w:t>l’Espace</w:t>
-      </w:r>
-      <w:r>
-        <w:rPr>
-          <w:spacing w:val="5"/>
-        </w:rPr>
-        <w:t xml:space="preserve"> </w:t>
-      </w:r>
-      <w:r>
-        <w:t>européen</w:t>
-      </w:r>
-      <w:r>
-        <w:rPr>
-          <w:spacing w:val="6"/>
-        </w:rPr>
-        <w:t xml:space="preserve"> </w:t>
-      </w:r>
-      <w:r>
-        <w:t>de</w:t>
-      </w:r>
-      <w:r>
-        <w:rPr>
-          <w:spacing w:val="5"/>
-        </w:rPr>
-        <w:t xml:space="preserve"> </w:t>
-      </w:r>
-      <w:r>
-        <w:t>l’enseignement</w:t>
-      </w:r>
-      <w:r>
-        <w:rPr>
-          <w:spacing w:val="6"/>
-        </w:rPr>
-        <w:t xml:space="preserve"> </w:t>
-      </w:r>
-      <w:r>
-        <w:t>supérieur</w:t>
-      </w:r>
-      <w:r>
-        <w:rPr>
-          <w:spacing w:val="5"/>
-        </w:rPr>
-        <w:t xml:space="preserve"> </w:t>
-      </w:r>
-      <w:r>
-        <w:t>et</w:t>
-      </w:r>
-      <w:r>
-        <w:rPr>
-          <w:spacing w:val="6"/>
-        </w:rPr>
-        <w:t xml:space="preserve"> </w:t>
-      </w:r>
-      <w:r>
-        <w:t>de</w:t>
-      </w:r>
-      <w:r>
-        <w:rPr>
-          <w:spacing w:val="5"/>
-        </w:rPr>
-        <w:t xml:space="preserve"> </w:t>
-      </w:r>
-      <w:r>
-        <w:t>la</w:t>
-      </w:r>
-      <w:r>
-        <w:rPr>
-          <w:spacing w:val="6"/>
-        </w:rPr>
-        <w:t xml:space="preserve"> </w:t>
-      </w:r>
-      <w:r>
-        <w:rPr>
-          <w:spacing w:val="-2"/>
-        </w:rPr>
-        <w:t>recherche*</w:t>
-      </w:r>
     </w:p>
     <w:p>
       <w:pPr>
         <w:pStyle w:val="Corpsdetexte"/>
+        <w:ind w:left="566"/>
       </w:pPr>
+      <w:r>
+        <w:t>La</w:t>
+      </w:r>
+      <w:r>
+        <w:rPr>
+          <w:spacing w:val="5"/>
+        </w:rPr>
+        <w:t xml:space="preserve"> </w:t>
+      </w:r>
+      <w:r>
+        <w:t>participation</w:t>
+      </w:r>
+      <w:r>
+        <w:rPr>
+          <w:spacing w:val="6"/>
+        </w:rPr>
+        <w:t xml:space="preserve"> </w:t>
+      </w:r>
+      <w:r>
+        <w:t>à</w:t>
+      </w:r>
+      <w:r>
+        <w:rPr>
+          <w:spacing w:val="5"/>
+        </w:rPr>
+        <w:t xml:space="preserve"> </w:t>
+      </w:r>
+      <w:r>
+        <w:t>la</w:t>
+      </w:r>
+      <w:r>
+        <w:rPr>
+          <w:spacing w:val="6"/>
+        </w:rPr>
+        <w:t xml:space="preserve"> </w:t>
+      </w:r>
+      <w:r>
+        <w:t>construction</w:t>
+      </w:r>
+      <w:r>
+        <w:rPr>
+          <w:spacing w:val="5"/>
+        </w:rPr>
+        <w:t xml:space="preserve"> </w:t>
+      </w:r>
+      <w:r>
+        <w:t>de</w:t>
+      </w:r>
+      <w:r>
+        <w:rPr>
+          <w:spacing w:val="6"/>
+        </w:rPr>
+        <w:t xml:space="preserve"> </w:t>
+      </w:r>
+      <w:r>
+        <w:t>l’Espace</w:t>
+      </w:r>
+      <w:r>
+        <w:rPr>
+          <w:spacing w:val="5"/>
+        </w:rPr>
+        <w:t xml:space="preserve"> </w:t>
+      </w:r>
+      <w:r>
+        <w:t>européen</w:t>
+      </w:r>
+      <w:r>
+        <w:rPr>
+          <w:spacing w:val="6"/>
+        </w:rPr>
+        <w:t xml:space="preserve"> </w:t>
+      </w:r>
+      <w:r>
+        <w:t>de</w:t>
+      </w:r>
+      <w:r>
+        <w:rPr>
+          <w:spacing w:val="5"/>
+        </w:rPr>
+        <w:t xml:space="preserve"> </w:t>
+      </w:r>
+      <w:r>
+        <w:t>l’enseignement</w:t>
+      </w:r>
+      <w:r>
+        <w:rPr>
+          <w:spacing w:val="6"/>
+        </w:rPr>
+        <w:t xml:space="preserve"> </w:t>
+      </w:r>
+      <w:r>
+        <w:t>supérieur</w:t>
+      </w:r>
+      <w:r>
+        <w:rPr>
+          <w:spacing w:val="5"/>
+        </w:rPr>
+        <w:t xml:space="preserve"> </w:t>
+      </w:r>
+      <w:r>
+        <w:t>et</w:t>
+      </w:r>
+      <w:r>
+        <w:rPr>
+          <w:spacing w:val="6"/>
+        </w:rPr>
+        <w:t xml:space="preserve"> </w:t>
+      </w:r>
+      <w:r>
+        <w:t>de</w:t>
+      </w:r>
+      <w:r>
+        <w:rPr>
+          <w:spacing w:val="5"/>
+        </w:rPr>
+        <w:t xml:space="preserve"> </w:t>
+      </w:r>
+      <w:r>
+        <w:t>la</w:t>
+      </w:r>
+      <w:r>
+        <w:rPr>
+          <w:spacing w:val="6"/>
+        </w:rPr>
+        <w:t xml:space="preserve"> </w:t>
+      </w:r>
+      <w:r>
+        <w:rPr>
+          <w:spacing w:val="-2"/>
+        </w:rPr>
+        <w:t>recherche*</w:t>
+      </w:r>
     </w:p>
     <w:p>
       <w:pPr>
@@ -2031,11 +1960,6 @@
     <w:p>
       <w:pPr>
         <w:pStyle w:val="Corpsdetexte"/>
-      </w:pPr>
-    </w:p>
-    <w:p>
-      <w:pPr>
-        <w:pStyle w:val="Corpsdetexte"/>
         <w:spacing w:before="251"/>
       </w:pPr>
     </w:p>
@@ -2182,179 +2106,187 @@
         <w:tabs>
           <w:tab w:val="right" w:pos="11338"/>
         </w:tabs>
-        <w:spacing w:before="907"/>
-        <w:ind w:left="9396"/>
-        <w:rPr>
-          <w:sz w:val="24"/>
-        </w:rPr>
-      </w:pPr>
-      <w:r>
-        <w:rPr>
-          <w:noProof/>
-        </w:rPr>
-        <mc:AlternateContent>
-          <mc:Choice Requires="wps">
-            <w:drawing>
-              <wp:anchor distT="0" distB="0" distL="0" distR="0" simplePos="0" relativeHeight="15731200" behindDoc="0" locked="0" layoutInCell="1" allowOverlap="1" wp14:anchorId="209A5EC0" wp14:editId="5D31A020">
-                <wp:simplePos x="0" y="0"/>
-                <wp:positionH relativeFrom="page">
-                  <wp:posOffset>0</wp:posOffset>
-                </wp:positionH>
-                <wp:positionV relativeFrom="paragraph">
-                  <wp:posOffset>474009</wp:posOffset>
-                </wp:positionV>
-                <wp:extent cx="2884170" cy="379730"/>
-                <wp:effectExtent l="0" t="0" r="0" b="0"/>
-                <wp:wrapNone/>
-                <wp:docPr id="17" name="Graphic 17"/>
-                <wp:cNvGraphicFramePr>
-                  <a:graphicFrameLocks xmlns:a="http://schemas.openxmlformats.org/drawingml/2006/main"/>
-                </wp:cNvGraphicFramePr>
-                <a:graphic xmlns:a="http://schemas.openxmlformats.org/drawingml/2006/main">
-                  <a:graphicData uri="http://schemas.microsoft.com/office/word/2010/wordprocessingShape">
-                    <wps:wsp>
-                      <wps:cNvSpPr>
-                        <a:spLocks/>
-                      </wps:cNvSpPr>
-                      <wps:spPr>
-                        <a:xfrm>
-                          <a:off x="0" y="0"/>
-                          <a:ext cx="2884170" cy="379730"/>
-                        </a:xfrm>
-                        <a:custGeom>
-                          <a:avLst/>
-                          <a:gdLst/>
-                          <a:ahLst/>
-                          <a:cxnLst/>
-                          <a:rect l="l" t="t" r="r" b="b"/>
-                          <a:pathLst>
-                            <a:path w="2884170" h="379730">
-                              <a:moveTo>
-                                <a:pt x="806134" y="0"/>
-                              </a:moveTo>
-                              <a:lnTo>
-                                <a:pt x="348385" y="111121"/>
-                              </a:lnTo>
-                              <a:lnTo>
-                                <a:pt x="0" y="300090"/>
-                              </a:lnTo>
-                              <a:lnTo>
-                                <a:pt x="0" y="379157"/>
-                              </a:lnTo>
-                              <a:lnTo>
-                                <a:pt x="2883583" y="379157"/>
-                              </a:lnTo>
-                              <a:lnTo>
-                                <a:pt x="1426473" y="61307"/>
-                              </a:lnTo>
-                              <a:lnTo>
-                                <a:pt x="806134" y="0"/>
-                              </a:lnTo>
-                              <a:close/>
-                            </a:path>
-                          </a:pathLst>
-                        </a:custGeom>
-                        <a:solidFill>
-                          <a:srgbClr val="E1B946"/>
-                        </a:solidFill>
-                      </wps:spPr>
-                      <wps:bodyPr wrap="square" lIns="0" tIns="0" rIns="0" bIns="0" rtlCol="0">
-                        <a:prstTxWarp prst="textNoShape">
-                          <a:avLst/>
-                        </a:prstTxWarp>
-                        <a:noAutofit/>
-                      </wps:bodyPr>
-                    </wps:wsp>
-                  </a:graphicData>
-                </a:graphic>
-              </wp:anchor>
-            </w:drawing>
-          </mc:Choice>
-          <mc:Fallback>
-            <w:pict>
-              <v:shape w14:anchorId="2B2CD812" id="Graphic 17" o:spid="_x0000_s1026" style="position:absolute;margin-left:0;margin-top:37.3pt;width:227.1pt;height:29.9pt;z-index:15731200;visibility:visible;mso-wrap-style:square;mso-wrap-distance-left:0;mso-wrap-distance-top:0;mso-wrap-distance-right:0;mso-wrap-distance-bottom:0;mso-position-horizontal:absolute;mso-position-horizontal-relative:page;mso-position-vertical:absolute;mso-position-vertical-relative:text;v-text-anchor:top" coordsize="2884170,379730" o:gfxdata="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" path="m806134,l348385,111121,,300090r,79067l2883583,379157,1426473,61307,806134,xe" fillcolor="#e1b946" stroked="f">
-                <v:path arrowok="t"/>
-                <w10:wrap anchorx="page"/>
-              </v:shape>
-            </w:pict>
-          </mc:Fallback>
-        </mc:AlternateContent>
-      </w:r>
-      <w:r>
+        <w:ind w:firstLine="708"/>
         <w:rPr>
           <w:rFonts w:ascii="Marianne Italic" w:hAnsi="Marianne Italic"/>
+          <w:b/>
+          <w:bCs/>
           <w:i/>
           <w:color w:val="3C3C3B"/>
           <w:spacing w:val="-2"/>
-          <w:sz w:val="14"/>
+          <w:sz w:val="20"/>
+          <w:szCs w:val="20"/>
+        </w:rPr>
+      </w:pPr>
+    </w:p>
+    <w:p>
+      <w:pPr>
+        <w:tabs>
+          <w:tab w:val="right" w:pos="11338"/>
+        </w:tabs>
+        <w:ind w:firstLine="708"/>
+        <w:rPr>
+          <w:rFonts w:ascii="Marianne Italic" w:hAnsi="Marianne Italic"/>
+          <w:b/>
+          <w:bCs/>
+          <w:i/>
+          <w:color w:val="3C3C3B"/>
+          <w:spacing w:val="-2"/>
+          <w:sz w:val="20"/>
+          <w:szCs w:val="20"/>
+        </w:rPr>
+      </w:pPr>
+    </w:p>
+    <w:p>
+      <w:pPr>
+        <w:tabs>
+          <w:tab w:val="right" w:pos="11338"/>
+        </w:tabs>
+        <w:ind w:firstLine="708"/>
+        <w:rPr>
+          <w:rFonts w:ascii="Marianne Italic" w:hAnsi="Marianne Italic"/>
+          <w:b/>
+          <w:bCs/>
+          <w:i/>
+          <w:color w:val="3C3C3B"/>
+          <w:spacing w:val="-2"/>
+          <w:sz w:val="20"/>
+          <w:szCs w:val="20"/>
+        </w:rPr>
+      </w:pPr>
+    </w:p>
+    <w:p>
+      <w:pPr>
+        <w:tabs>
+          <w:tab w:val="right" w:pos="11338"/>
+        </w:tabs>
+        <w:ind w:firstLine="708"/>
+        <w:rPr>
+          <w:rFonts w:ascii="Marianne Italic" w:hAnsi="Marianne Italic"/>
+          <w:b/>
+          <w:bCs/>
+          <w:i/>
+          <w:color w:val="3C3C3B"/>
+          <w:spacing w:val="-2"/>
+          <w:sz w:val="20"/>
+          <w:szCs w:val="20"/>
+        </w:rPr>
+      </w:pPr>
+    </w:p>
+    <w:p>
+      <w:pPr>
+        <w:tabs>
+          <w:tab w:val="right" w:pos="11338"/>
+        </w:tabs>
+        <w:ind w:firstLine="708"/>
+        <w:rPr>
+          <w:rFonts w:ascii="Marianne Italic" w:hAnsi="Marianne Italic"/>
+          <w:b/>
+          <w:bCs/>
+          <w:i/>
+          <w:color w:val="3C3C3B"/>
+          <w:spacing w:val="-2"/>
+          <w:sz w:val="20"/>
+          <w:szCs w:val="20"/>
+        </w:rPr>
+      </w:pPr>
+    </w:p>
+    <w:p>
+      <w:pPr>
+        <w:tabs>
+          <w:tab w:val="right" w:pos="11338"/>
+        </w:tabs>
+        <w:ind w:firstLine="708"/>
+        <w:rPr>
+          <w:sz w:val="24"/>
+        </w:rPr>
+      </w:pPr>
+      <w:r>
+        <w:rPr>
+          <w:rFonts w:ascii="Marianne Italic" w:hAnsi="Marianne Italic"/>
+          <w:b/>
+          <w:bCs/>
+          <w:i/>
+          <w:color w:val="3C3C3B"/>
+          <w:spacing w:val="-2"/>
+          <w:sz w:val="20"/>
+          <w:szCs w:val="20"/>
         </w:rPr>
         <w:t>*rubriques</w:t>
       </w:r>
       <w:r>
         <w:rPr>
           <w:rFonts w:ascii="Marianne Italic" w:hAnsi="Marianne Italic"/>
+          <w:b/>
+          <w:bCs/>
           <w:i/>
           <w:color w:val="3C3C3B"/>
           <w:spacing w:val="-1"/>
-          <w:sz w:val="14"/>
+          <w:sz w:val="20"/>
+          <w:szCs w:val="20"/>
         </w:rPr>
         <w:t xml:space="preserve"> </w:t>
       </w:r>
       <w:r>
         <w:rPr>
           <w:rFonts w:ascii="Marianne Italic" w:hAnsi="Marianne Italic"/>
+          <w:b/>
+          <w:bCs/>
           <w:i/>
           <w:color w:val="3C3C3B"/>
           <w:spacing w:val="-2"/>
-          <w:sz w:val="14"/>
+          <w:sz w:val="20"/>
+          <w:szCs w:val="20"/>
         </w:rPr>
         <w:t>à</w:t>
       </w:r>
       <w:r>
         <w:rPr>
           <w:rFonts w:ascii="Marianne Italic" w:hAnsi="Marianne Italic"/>
+          <w:b/>
+          <w:bCs/>
           <w:i/>
           <w:color w:val="3C3C3B"/>
-          <w:sz w:val="14"/>
+          <w:sz w:val="20"/>
+          <w:szCs w:val="20"/>
         </w:rPr>
         <w:t xml:space="preserve"> </w:t>
       </w:r>
       <w:r>
         <w:rPr>
           <w:rFonts w:ascii="Marianne Italic" w:hAnsi="Marianne Italic"/>
+          <w:b/>
+          <w:bCs/>
           <w:i/>
           <w:color w:val="3C3C3B"/>
           <w:spacing w:val="-2"/>
-          <w:sz w:val="14"/>
+          <w:sz w:val="20"/>
+          <w:szCs w:val="20"/>
         </w:rPr>
         <w:t>compléter</w:t>
-      </w:r>
-      <w:r>
-        <w:rPr>
-          <w:rFonts w:ascii="Marianne Italic" w:hAnsi="Marianne Italic"/>
-          <w:i/>
-          <w:color w:val="3C3C3B"/>
-          <w:sz w:val="14"/>
-        </w:rPr>
-        <w:tab/>
-      </w:r>
-      <w:r>
-        <w:rPr>
-          <w:spacing w:val="-10"/>
-          <w:position w:val="-3"/>
-          <w:sz w:val="24"/>
-        </w:rPr>
-        <w:t>1</w:t>
       </w:r>
     </w:p>
     <w:p>
       <w:pPr>
+        <w:tabs>
+          <w:tab w:val="right" w:pos="11338"/>
+        </w:tabs>
         <w:rPr>
           <w:sz w:val="24"/>
         </w:rPr>
+      </w:pPr>
+    </w:p>
+    <w:p>
+      <w:pPr>
+        <w:tabs>
+          <w:tab w:val="right" w:pos="11338"/>
+        </w:tabs>
+        <w:spacing w:before="907"/>
+        <w:rPr>
+          <w:sz w:val="24"/>
+        </w:rPr>
         <w:sectPr>
-          <w:headerReference w:type="default" r:id="rId9"/>
-          <w:type w:val="continuous"/>
+          <w:headerReference w:type="default" r:id="rId10"/>
           <w:pgSz w:w="11910" w:h="16840" w:code="9"/>
           <w:pgMar w:top="879" w:right="249" w:bottom="261" w:left="238" w:header="0" w:footer="0" w:gutter="0"/>
           <w:paperSrc w:first="260" w:other="260"/>
@@ -2366,10 +2298,11 @@
     <w:p>
       <w:pPr>
         <w:spacing w:before="90"/>
-        <w:jc w:val="center"/>
-        <w:rPr>
-          <w:b/>
-          <w:sz w:val="24"/>
+        <w:rPr>
+          <w:bCs/>
+          <w:color w:val="000000" w:themeColor="text1"/>
+          <w:sz w:val="18"/>
+          <w:szCs w:val="18"/>
         </w:rPr>
       </w:pPr>
       <w:r>
@@ -2397,7 +2330,17 @@
           <w:spacing w:val="-2"/>
           <w:sz w:val="24"/>
         </w:rPr>
-        <w:t>synthétique</w:t>
+        <w:t xml:space="preserve">synthétique </w:t>
+      </w:r>
+      <w:r>
+        <w:rPr>
+          <w:b/>
+          <w:color w:val="000000" w:themeColor="text1"/>
+          <w:spacing w:val="-2"/>
+          <w:sz w:val="18"/>
+          <w:szCs w:val="18"/>
+        </w:rPr>
+        <w:t>(avis à compléter)</w:t>
       </w:r>
     </w:p>
     <w:p>
@@ -2412,8 +2355,8 @@
     <w:tbl>
       <w:tblPr>
         <w:tblStyle w:val="TableNormal"/>
-        <w:tblW w:w="0" w:type="auto"/>
-        <w:tblInd w:w="571" w:type="dxa"/>
+        <w:tblW w:w="10772" w:type="dxa"/>
+        <w:tblInd w:w="-860" w:type="dxa"/>
         <w:tblBorders>
           <w:top w:val="single" w:sz="2" w:space="0" w:color="000000"/>
           <w:left w:val="single" w:sz="2" w:space="0" w:color="000000"/>
@@ -2452,6 +2395,7 @@
                 <w:sz w:val="24"/>
               </w:rPr>
             </w:pPr>
+            <w:proofErr w:type="spellStart"/>
             <w:r>
               <w:rPr>
                 <w:b/>
@@ -2460,6 +2404,7 @@
               </w:rPr>
               <w:t>Évaluation</w:t>
             </w:r>
+            <w:proofErr w:type="spellEnd"/>
             <w:r>
               <w:rPr>
                 <w:b/>
@@ -2513,6 +2458,7 @@
                 <w:sz w:val="24"/>
               </w:rPr>
             </w:pPr>
+            <w:proofErr w:type="spellStart"/>
             <w:r>
               <w:rPr>
                 <w:b/>
@@ -2522,6 +2468,7 @@
               </w:rPr>
               <w:t>Très</w:t>
             </w:r>
+            <w:proofErr w:type="spellEnd"/>
             <w:r>
               <w:rPr>
                 <w:b/>
@@ -2642,6 +2589,7 @@
                 <w:sz w:val="24"/>
               </w:rPr>
             </w:pPr>
+            <w:proofErr w:type="spellStart"/>
             <w:r>
               <w:rPr>
                 <w:b/>
@@ -2651,6 +2599,7 @@
               </w:rPr>
               <w:t>Réservé</w:t>
             </w:r>
+            <w:proofErr w:type="spellEnd"/>
           </w:p>
           <w:p>
             <w:pPr>
@@ -2724,8 +2673,13 @@
               </w:rPr>
               <w:t xml:space="preserve"> </w:t>
             </w:r>
-            <w:r>
-              <w:t>l’ensemble du dossier</w:t>
+            <w:proofErr w:type="spellStart"/>
+            <w:r>
+              <w:t>l’ensemble</w:t>
+            </w:r>
+            <w:proofErr w:type="spellEnd"/>
+            <w:r>
+              <w:t xml:space="preserve"> du dossier</w:t>
             </w:r>
           </w:p>
         </w:tc>
@@ -2878,8 +2832,27 @@
                 <w:spacing w:val="-5"/>
                 <w:sz w:val="24"/>
               </w:rPr>
-              <w:t xml:space="preserve"> </w:t>
-            </w:r>
+              <w:t xml:space="preserve">/ La </w:t>
+            </w:r>
+            <w:proofErr w:type="spellStart"/>
+            <w:r>
+              <w:rPr>
+                <w:b/>
+                <w:spacing w:val="-5"/>
+                <w:sz w:val="24"/>
+              </w:rPr>
+              <w:t>rapporteuse</w:t>
+            </w:r>
+            <w:proofErr w:type="spellEnd"/>
+            <w:r>
+              <w:rPr>
+                <w:b/>
+                <w:spacing w:val="-5"/>
+                <w:sz w:val="24"/>
+              </w:rPr>
+              <w:t xml:space="preserve"> </w:t>
+            </w:r>
+            <w:proofErr w:type="spellStart"/>
             <w:r>
               <w:rPr>
                 <w:b/>
@@ -2887,6 +2860,7 @@
               </w:rPr>
               <w:t>estime</w:t>
             </w:r>
+            <w:proofErr w:type="spellEnd"/>
             <w:r>
               <w:rPr>
                 <w:b/>
@@ -2940,6 +2914,7 @@
               </w:rPr>
               <w:t xml:space="preserve"> </w:t>
             </w:r>
+            <w:proofErr w:type="spellStart"/>
             <w:r>
               <w:rPr>
                 <w:b/>
@@ -2947,6 +2922,7 @@
               </w:rPr>
               <w:t>peut</w:t>
             </w:r>
+            <w:proofErr w:type="spellEnd"/>
             <w:r>
               <w:rPr>
                 <w:b/>
@@ -2955,6 +2931,7 @@
               </w:rPr>
               <w:t xml:space="preserve"> </w:t>
             </w:r>
+            <w:proofErr w:type="spellStart"/>
             <w:r>
               <w:rPr>
                 <w:b/>
@@ -2962,6 +2939,7 @@
               </w:rPr>
               <w:t>être</w:t>
             </w:r>
+            <w:proofErr w:type="spellEnd"/>
             <w:r>
               <w:rPr>
                 <w:b/>
@@ -2970,6 +2948,7 @@
               </w:rPr>
               <w:t xml:space="preserve"> </w:t>
             </w:r>
+            <w:proofErr w:type="spellStart"/>
             <w:r>
               <w:rPr>
                 <w:b/>
@@ -2977,6 +2956,7 @@
               </w:rPr>
               <w:t>attribuée</w:t>
             </w:r>
+            <w:proofErr w:type="spellEnd"/>
             <w:r>
               <w:rPr>
                 <w:b/>
@@ -2995,18 +2975,91 @@
             <w:r>
               <w:rPr>
                 <w:b/>
+                <w:sz w:val="24"/>
+              </w:rPr>
+              <w:t xml:space="preserve">/à </w:t>
+            </w:r>
+            <w:proofErr w:type="gramStart"/>
+            <w:r>
+              <w:rPr>
+                <w:b/>
+                <w:sz w:val="24"/>
+              </w:rPr>
+              <w:t xml:space="preserve">la </w:t>
+            </w:r>
+            <w:r>
+              <w:rPr>
+                <w:b/>
                 <w:spacing w:val="-5"/>
                 <w:sz w:val="24"/>
               </w:rPr>
               <w:t xml:space="preserve"> </w:t>
             </w:r>
-            <w:r>
-              <w:rPr>
-                <w:b/>
-                <w:sz w:val="24"/>
-              </w:rPr>
-              <w:t>candidat au titre de la ou des mission(s) suivantes</w:t>
-            </w:r>
+            <w:proofErr w:type="spellStart"/>
+            <w:r>
+              <w:rPr>
+                <w:b/>
+                <w:sz w:val="24"/>
+              </w:rPr>
+              <w:t>candidat</w:t>
+            </w:r>
+            <w:proofErr w:type="spellEnd"/>
+            <w:proofErr w:type="gramEnd"/>
+            <w:r>
+              <w:rPr>
+                <w:b/>
+                <w:sz w:val="24"/>
+              </w:rPr>
+              <w:t>(e)</w:t>
+            </w:r>
+            <w:r>
+              <w:rPr>
+                <w:b/>
+                <w:sz w:val="24"/>
+              </w:rPr>
+              <w:t xml:space="preserve"> au </w:t>
+            </w:r>
+            <w:proofErr w:type="spellStart"/>
+            <w:r>
+              <w:rPr>
+                <w:b/>
+                <w:sz w:val="24"/>
+              </w:rPr>
+              <w:t>titre</w:t>
+            </w:r>
+            <w:proofErr w:type="spellEnd"/>
+            <w:r>
+              <w:rPr>
+                <w:b/>
+                <w:sz w:val="24"/>
+              </w:rPr>
+              <w:t xml:space="preserve"> de la </w:t>
+            </w:r>
+            <w:proofErr w:type="spellStart"/>
+            <w:r>
+              <w:rPr>
+                <w:b/>
+                <w:sz w:val="24"/>
+              </w:rPr>
+              <w:t>ou</w:t>
+            </w:r>
+            <w:proofErr w:type="spellEnd"/>
+            <w:r>
+              <w:rPr>
+                <w:b/>
+                <w:sz w:val="24"/>
+              </w:rPr>
+              <w:t xml:space="preserve"> des mission(s) </w:t>
+            </w:r>
+            <w:proofErr w:type="spellStart"/>
+            <w:r>
+              <w:rPr>
+                <w:b/>
+                <w:sz w:val="24"/>
+              </w:rPr>
+              <w:t>suivantes</w:t>
+            </w:r>
+            <w:proofErr w:type="spellEnd"/>
           </w:p>
           <w:p>
             <w:pPr>
@@ -3024,8 +3077,17 @@
                 <w:b/>
                 <w:sz w:val="24"/>
               </w:rPr>
-              <w:t>(Cocher</w:t>
-            </w:r>
+              <w:t>(</w:t>
+            </w:r>
+            <w:proofErr w:type="spellStart"/>
+            <w:r>
+              <w:rPr>
+                <w:b/>
+                <w:sz w:val="24"/>
+              </w:rPr>
+              <w:t>Cocher</w:t>
+            </w:r>
+            <w:proofErr w:type="spellEnd"/>
             <w:r>
               <w:rPr>
                 <w:b/>
@@ -3049,6 +3111,7 @@
               </w:rPr>
               <w:t xml:space="preserve"> </w:t>
             </w:r>
+            <w:proofErr w:type="spellStart"/>
             <w:r>
               <w:rPr>
                 <w:b/>
@@ -3056,6 +3119,7 @@
               </w:rPr>
               <w:t>ou</w:t>
             </w:r>
+            <w:proofErr w:type="spellEnd"/>
             <w:r>
               <w:rPr>
                 <w:b/>
@@ -3094,21 +3158,218 @@
               </w:rPr>
               <w:t xml:space="preserve"> </w:t>
             </w:r>
-            <w:r>
-              <w:rPr>
-                <w:b/>
-                <w:sz w:val="24"/>
-              </w:rPr>
-              <w:t>retenue(s))</w:t>
-            </w:r>
-            <w:r>
-              <w:rPr>
-                <w:b/>
+            <w:proofErr w:type="spellStart"/>
+            <w:r>
+              <w:rPr>
+                <w:b/>
+                <w:sz w:val="24"/>
+              </w:rPr>
+              <w:t>retenue</w:t>
+            </w:r>
+            <w:proofErr w:type="spellEnd"/>
+            <w:r>
+              <w:rPr>
+                <w:b/>
+                <w:sz w:val="24"/>
+              </w:rPr>
+              <w:t>(s)</w:t>
+            </w:r>
+            <w:r>
+              <w:rPr>
+                <w:b/>
+                <w:sz w:val="24"/>
+              </w:rPr>
+              <w:t xml:space="preserve"> et </w:t>
+            </w:r>
+            <w:proofErr w:type="spellStart"/>
+            <w:r>
+              <w:rPr>
+                <w:b/>
+                <w:color w:val="FF0000"/>
+                <w:sz w:val="24"/>
+              </w:rPr>
+              <w:t>cocher</w:t>
+            </w:r>
+            <w:proofErr w:type="spellEnd"/>
+            <w:r>
+              <w:rPr>
+                <w:b/>
+                <w:color w:val="FF0000"/>
+                <w:sz w:val="24"/>
+              </w:rPr>
+              <w:t xml:space="preserve"> </w:t>
+            </w:r>
+            <w:proofErr w:type="spellStart"/>
+            <w:r>
+              <w:rPr>
+                <w:b/>
+                <w:color w:val="FF0000"/>
+                <w:sz w:val="24"/>
+              </w:rPr>
+              <w:t>obligatoirement</w:t>
+            </w:r>
+            <w:proofErr w:type="spellEnd"/>
+            <w:r>
+              <w:rPr>
+                <w:b/>
+                <w:color w:val="FF0000"/>
+                <w:sz w:val="24"/>
+              </w:rPr>
+              <w:t xml:space="preserve"> au </w:t>
+            </w:r>
+            <w:proofErr w:type="spellStart"/>
+            <w:r>
+              <w:rPr>
+                <w:b/>
+                <w:color w:val="FF0000"/>
+                <w:sz w:val="24"/>
+              </w:rPr>
+              <w:t>moins</w:t>
+            </w:r>
+            <w:proofErr w:type="spellEnd"/>
+            <w:r>
+              <w:rPr>
+                <w:b/>
+                <w:color w:val="FF0000"/>
+                <w:sz w:val="24"/>
+              </w:rPr>
+              <w:t xml:space="preserve"> </w:t>
+            </w:r>
+            <w:proofErr w:type="spellStart"/>
+            <w:r>
+              <w:rPr>
+                <w:b/>
+                <w:color w:val="FF0000"/>
+                <w:sz w:val="24"/>
+              </w:rPr>
+              <w:t>une</w:t>
+            </w:r>
+            <w:proofErr w:type="spellEnd"/>
+            <w:r>
+              <w:rPr>
+                <w:b/>
+                <w:color w:val="FF0000"/>
+                <w:sz w:val="24"/>
+              </w:rPr>
+              <w:t xml:space="preserve"> mission </w:t>
+            </w:r>
+            <w:proofErr w:type="spellStart"/>
+            <w:r>
+              <w:rPr>
+                <w:b/>
+                <w:color w:val="FF0000"/>
+                <w:sz w:val="24"/>
+              </w:rPr>
+              <w:t>même</w:t>
+            </w:r>
+            <w:proofErr w:type="spellEnd"/>
+            <w:r>
+              <w:rPr>
+                <w:b/>
+                <w:color w:val="FF0000"/>
+                <w:sz w:val="24"/>
+              </w:rPr>
+              <w:t xml:space="preserve"> </w:t>
+            </w:r>
+            <w:proofErr w:type="spellStart"/>
+            <w:r>
+              <w:rPr>
+                <w:b/>
+                <w:color w:val="FF0000"/>
+                <w:sz w:val="24"/>
+              </w:rPr>
+              <w:t>si</w:t>
+            </w:r>
+            <w:proofErr w:type="spellEnd"/>
+            <w:r>
+              <w:rPr>
+                <w:b/>
+                <w:color w:val="FF0000"/>
+                <w:sz w:val="24"/>
+              </w:rPr>
+              <w:t xml:space="preserve"> </w:t>
+            </w:r>
+            <w:proofErr w:type="spellStart"/>
+            <w:r>
+              <w:rPr>
+                <w:b/>
+                <w:color w:val="FF0000"/>
+                <w:sz w:val="24"/>
+              </w:rPr>
+              <w:t>l’avis</w:t>
+            </w:r>
+            <w:proofErr w:type="spellEnd"/>
+            <w:r>
+              <w:rPr>
+                <w:b/>
+                <w:color w:val="FF0000"/>
+                <w:sz w:val="24"/>
+              </w:rPr>
+              <w:t xml:space="preserve"> </w:t>
+            </w:r>
+            <w:proofErr w:type="spellStart"/>
+            <w:r>
+              <w:rPr>
+                <w:b/>
+                <w:color w:val="FF0000"/>
+                <w:sz w:val="24"/>
+              </w:rPr>
+              <w:t>est</w:t>
+            </w:r>
+            <w:proofErr w:type="spellEnd"/>
+            <w:r>
+              <w:rPr>
+                <w:b/>
+                <w:color w:val="FF0000"/>
+                <w:sz w:val="24"/>
+              </w:rPr>
+              <w:t xml:space="preserve"> </w:t>
+            </w:r>
+            <w:proofErr w:type="spellStart"/>
+            <w:r>
+              <w:rPr>
+                <w:b/>
+                <w:color w:val="FF0000"/>
+                <w:sz w:val="24"/>
+              </w:rPr>
+              <w:t>Réservé</w:t>
+            </w:r>
+            <w:proofErr w:type="spellEnd"/>
+            <w:r>
+              <w:rPr>
+                <w:b/>
+                <w:color w:val="FF0000"/>
+                <w:sz w:val="24"/>
+              </w:rPr>
+              <w:t xml:space="preserve"> “C”</w:t>
+            </w:r>
+            <w:proofErr w:type="gramStart"/>
+            <w:r>
+              <w:rPr>
+                <w:b/>
+                <w:color w:val="FF0000"/>
+                <w:sz w:val="24"/>
+              </w:rPr>
+              <w:t>)</w:t>
+            </w:r>
+            <w:r>
+              <w:rPr>
+                <w:b/>
+                <w:color w:val="FF0000"/>
                 <w:spacing w:val="-10"/>
                 <w:sz w:val="24"/>
               </w:rPr>
-              <w:t xml:space="preserve"> :</w:t>
-            </w:r>
+              <w:t xml:space="preserve"> </w:t>
+            </w:r>
+            <w:r>
+              <w:rPr>
+                <w:b/>
+                <w:spacing w:val="-10"/>
+                <w:sz w:val="24"/>
+              </w:rPr>
+              <w:t>:</w:t>
+            </w:r>
+            <w:proofErr w:type="gramEnd"/>
           </w:p>
         </w:tc>
       </w:tr>
@@ -3185,9 +3446,11 @@
               </w:rPr>
               <w:t xml:space="preserve"> </w:t>
             </w:r>
+            <w:proofErr w:type="spellStart"/>
             <w:r>
               <w:t>initiale</w:t>
             </w:r>
+            <w:proofErr w:type="spellEnd"/>
             <w:r>
               <w:rPr>
                 <w:spacing w:val="-1"/>
@@ -3338,9 +3601,11 @@
               </w:rPr>
               <w:t xml:space="preserve"> </w:t>
             </w:r>
+            <w:proofErr w:type="spellStart"/>
             <w:r>
               <w:t>scientifique</w:t>
             </w:r>
+            <w:proofErr w:type="spellEnd"/>
             <w:r>
               <w:rPr>
                 <w:spacing w:val="-7"/>
@@ -3356,8 +3621,13 @@
               </w:rPr>
               <w:t xml:space="preserve"> </w:t>
             </w:r>
-            <w:r>
-              <w:t>technologique,</w:t>
+            <w:proofErr w:type="spellStart"/>
+            <w:r>
+              <w:t>technologique</w:t>
+            </w:r>
+            <w:proofErr w:type="spellEnd"/>
+            <w:r>
+              <w:t>,</w:t>
             </w:r>
             <w:r>
               <w:rPr>
@@ -3401,8 +3671,37 @@
               </w:rPr>
               <w:t xml:space="preserve"> </w:t>
             </w:r>
-            <w:r>
-              <w:t>valorisation de ses résultats au service de la société.</w:t>
+            <w:proofErr w:type="spellStart"/>
+            <w:r>
+              <w:t>valorisation</w:t>
+            </w:r>
+            <w:proofErr w:type="spellEnd"/>
+            <w:r>
+              <w:t xml:space="preserve"> de </w:t>
+            </w:r>
+            <w:proofErr w:type="spellStart"/>
+            <w:r>
+              <w:t>ses</w:t>
+            </w:r>
+            <w:proofErr w:type="spellEnd"/>
+            <w:r>
+              <w:t xml:space="preserve"> </w:t>
+            </w:r>
+            <w:proofErr w:type="spellStart"/>
+            <w:r>
+              <w:t>résultats</w:t>
+            </w:r>
+            <w:proofErr w:type="spellEnd"/>
+            <w:r>
+              <w:t xml:space="preserve"> au service de la </w:t>
+            </w:r>
+            <w:proofErr w:type="spellStart"/>
+            <w:r>
+              <w:t>société</w:t>
+            </w:r>
+            <w:proofErr w:type="spellEnd"/>
+            <w:r>
+              <w:t>.</w:t>
             </w:r>
           </w:p>
         </w:tc>
@@ -3462,8 +3761,13 @@
               <w:ind w:left="586" w:right="584"/>
               <w:jc w:val="center"/>
             </w:pPr>
-            <w:r>
-              <w:t>L’orientation,</w:t>
+            <w:proofErr w:type="spellStart"/>
+            <w:r>
+              <w:t>L’orientation</w:t>
+            </w:r>
+            <w:proofErr w:type="spellEnd"/>
+            <w:r>
+              <w:t>,</w:t>
             </w:r>
             <w:r>
               <w:rPr>
@@ -3489,9 +3793,11 @@
               </w:rPr>
               <w:t xml:space="preserve"> </w:t>
             </w:r>
+            <w:proofErr w:type="spellStart"/>
             <w:r>
               <w:t>sociale</w:t>
             </w:r>
+            <w:proofErr w:type="spellEnd"/>
             <w:r>
               <w:rPr>
                 <w:spacing w:val="-6"/>
@@ -3507,21 +3813,25 @@
               </w:rPr>
               <w:t xml:space="preserve"> </w:t>
             </w:r>
+            <w:proofErr w:type="spellStart"/>
             <w:r>
               <w:t>l’insertion</w:t>
             </w:r>
+            <w:proofErr w:type="spellEnd"/>
             <w:r>
               <w:rPr>
                 <w:spacing w:val="-6"/>
               </w:rPr>
               <w:t xml:space="preserve"> </w:t>
             </w:r>
+            <w:proofErr w:type="spellStart"/>
             <w:r>
               <w:rPr>
                 <w:spacing w:val="-2"/>
               </w:rPr>
               <w:t>professionnelle</w:t>
             </w:r>
+            <w:proofErr w:type="spellEnd"/>
           </w:p>
         </w:tc>
       </w:tr>
@@ -3607,9 +3917,19 @@
               </w:rPr>
               <w:t xml:space="preserve"> </w:t>
             </w:r>
-            <w:r>
-              <w:t>humaniste, en</w:t>
-            </w:r>
+            <w:proofErr w:type="spellStart"/>
+            <w:r>
+              <w:t>humaniste</w:t>
+            </w:r>
+            <w:proofErr w:type="spellEnd"/>
+            <w:r>
+              <w:t xml:space="preserve">, </w:t>
+            </w:r>
+            <w:proofErr w:type="spellStart"/>
+            <w:r>
+              <w:t>en</w:t>
+            </w:r>
+            <w:proofErr w:type="spellEnd"/>
             <w:r>
               <w:rPr>
                 <w:spacing w:val="-1"/>
@@ -3642,20 +3962,20 @@
               <w:ind w:left="586" w:right="582"/>
               <w:jc w:val="center"/>
             </w:pPr>
-            <w:proofErr w:type="gramStart"/>
             <w:r>
               <w:t>le</w:t>
             </w:r>
-            <w:proofErr w:type="gramEnd"/>
             <w:r>
               <w:rPr>
                 <w:spacing w:val="-6"/>
               </w:rPr>
               <w:t xml:space="preserve"> </w:t>
             </w:r>
+            <w:proofErr w:type="spellStart"/>
             <w:r>
               <w:t>développement</w:t>
             </w:r>
+            <w:proofErr w:type="spellEnd"/>
             <w:r>
               <w:rPr>
                 <w:spacing w:val="-6"/>
@@ -3680,9 +4000,11 @@
               </w:rPr>
               <w:t xml:space="preserve"> </w:t>
             </w:r>
+            <w:proofErr w:type="spellStart"/>
             <w:r>
               <w:t>humaines</w:t>
             </w:r>
+            <w:proofErr w:type="spellEnd"/>
             <w:r>
               <w:rPr>
                 <w:spacing w:val="-6"/>
@@ -3698,8 +4020,13 @@
               </w:rPr>
               <w:t xml:space="preserve"> </w:t>
             </w:r>
-            <w:r>
-              <w:t>sociales,</w:t>
+            <w:proofErr w:type="spellStart"/>
+            <w:r>
+              <w:t>sociales</w:t>
+            </w:r>
+            <w:proofErr w:type="spellEnd"/>
+            <w:r>
+              <w:t>,</w:t>
             </w:r>
             <w:r>
               <w:rPr>
@@ -3735,8 +4062,21 @@
               <w:t xml:space="preserve"> </w:t>
             </w:r>
             <w:r>
-              <w:t>culture scientifique, technique et industrielle</w:t>
-            </w:r>
+              <w:t xml:space="preserve">culture </w:t>
+            </w:r>
+            <w:proofErr w:type="spellStart"/>
+            <w:r>
+              <w:t>scientifique</w:t>
+            </w:r>
+            <w:proofErr w:type="spellEnd"/>
+            <w:r>
+              <w:t xml:space="preserve">, technique et </w:t>
+            </w:r>
+            <w:proofErr w:type="spellStart"/>
+            <w:r>
+              <w:t>industrielle</w:t>
+            </w:r>
+            <w:proofErr w:type="spellEnd"/>
           </w:p>
         </w:tc>
       </w:tr>
@@ -3839,18 +4179,22 @@
               </w:rPr>
               <w:t xml:space="preserve"> </w:t>
             </w:r>
+            <w:proofErr w:type="spellStart"/>
             <w:r>
               <w:t>l’Espace</w:t>
             </w:r>
+            <w:proofErr w:type="spellEnd"/>
             <w:r>
               <w:rPr>
                 <w:spacing w:val="-7"/>
               </w:rPr>
               <w:t xml:space="preserve"> </w:t>
             </w:r>
+            <w:proofErr w:type="spellStart"/>
             <w:r>
               <w:t>européen</w:t>
             </w:r>
+            <w:proofErr w:type="spellEnd"/>
             <w:r>
               <w:rPr>
                 <w:spacing w:val="-7"/>
@@ -3866,8 +4210,21 @@
               </w:rPr>
               <w:t xml:space="preserve"> </w:t>
             </w:r>
-            <w:r>
-              <w:t>l’enseignement supérieur et de la recherche</w:t>
+            <w:proofErr w:type="spellStart"/>
+            <w:r>
+              <w:t>l’enseignement</w:t>
+            </w:r>
+            <w:proofErr w:type="spellEnd"/>
+            <w:r>
+              <w:t xml:space="preserve"> </w:t>
+            </w:r>
+            <w:proofErr w:type="spellStart"/>
+            <w:r>
+              <w:t>supérieur</w:t>
+            </w:r>
+            <w:proofErr w:type="spellEnd"/>
+            <w:r>
+              <w:t xml:space="preserve"> et de la recherche</w:t>
             </w:r>
           </w:p>
         </w:tc>
@@ -3936,21 +4293,25 @@
               </w:rPr>
               <w:t xml:space="preserve"> </w:t>
             </w:r>
+            <w:proofErr w:type="spellStart"/>
             <w:r>
               <w:t>coopération</w:t>
             </w:r>
+            <w:proofErr w:type="spellEnd"/>
             <w:r>
               <w:rPr>
                 <w:spacing w:val="-3"/>
               </w:rPr>
               <w:t xml:space="preserve"> </w:t>
             </w:r>
+            <w:proofErr w:type="spellStart"/>
             <w:r>
               <w:rPr>
                 <w:spacing w:val="-2"/>
               </w:rPr>
               <w:t>internationale</w:t>
             </w:r>
+            <w:proofErr w:type="spellEnd"/>
           </w:p>
         </w:tc>
       </w:tr>
@@ -4071,9 +4432,11 @@
               </w:rPr>
               <w:t xml:space="preserve"> </w:t>
             </w:r>
+            <w:proofErr w:type="spellStart"/>
             <w:r>
               <w:t>établissements</w:t>
             </w:r>
+            <w:proofErr w:type="spellEnd"/>
             <w:r>
               <w:rPr>
                 <w:spacing w:val="-6"/>
@@ -4099,8 +4462,21 @@
               <w:t xml:space="preserve"> </w:t>
             </w:r>
             <w:r>
-              <w:t>conseils et instances prévus par le code de l’éducation</w:t>
-            </w:r>
+              <w:t xml:space="preserve">conseils et instances </w:t>
+            </w:r>
+            <w:proofErr w:type="spellStart"/>
+            <w:r>
+              <w:t>prévus</w:t>
+            </w:r>
+            <w:proofErr w:type="spellEnd"/>
+            <w:r>
+              <w:t xml:space="preserve"> par le code de </w:t>
+            </w:r>
+            <w:proofErr w:type="spellStart"/>
+            <w:r>
+              <w:t>l’éducation</w:t>
+            </w:r>
+            <w:proofErr w:type="spellEnd"/>
           </w:p>
         </w:tc>
       </w:tr>
@@ -4127,7 +4503,6 @@
         <w:tabs>
           <w:tab w:val="left" w:pos="8875"/>
         </w:tabs>
-        <w:ind w:left="6378"/>
         <w:rPr>
           <w:b/>
           <w:sz w:val="24"/>
@@ -4138,30 +4513,25 @@
           <w:b/>
           <w:sz w:val="24"/>
         </w:rPr>
-        <w:t>Lieu</w:t>
-      </w:r>
-      <w:r>
-        <w:rPr>
-          <w:b/>
-          <w:spacing w:val="3"/>
-          <w:sz w:val="24"/>
-        </w:rPr>
-        <w:t xml:space="preserve"> </w:t>
-      </w:r>
-      <w:r>
-        <w:rPr>
-          <w:b/>
-          <w:spacing w:val="-12"/>
-          <w:sz w:val="24"/>
-        </w:rPr>
-        <w:t>:</w:t>
-      </w:r>
-      <w:r>
+        <w:tab/>
+      </w:r>
+    </w:p>
+    <w:p>
+      <w:pPr>
+        <w:tabs>
+          <w:tab w:val="left" w:pos="8875"/>
+        </w:tabs>
+        <w:ind w:left="6378"/>
         <w:rPr>
           <w:b/>
           <w:sz w:val="24"/>
         </w:rPr>
-        <w:tab/>
+      </w:pPr>
+      <w:r>
+        <w:rPr>
+          <w:b/>
+          <w:sz w:val="24"/>
+        </w:rPr>
         <w:t>Date</w:t>
       </w:r>
       <w:r>
@@ -4203,319 +4573,28 @@
           <w:spacing w:val="-2"/>
           <w:sz w:val="24"/>
         </w:rPr>
+        <w:t xml:space="preserve">      </w:t>
+      </w:r>
+      <w:r>
+        <w:rPr>
+          <w:spacing w:val="-2"/>
+          <w:sz w:val="24"/>
+        </w:rPr>
         <w:t>Signature</w:t>
-      </w:r>
-    </w:p>
-    <w:p>
-      <w:pPr>
-        <w:pStyle w:val="Corpsdetexte"/>
-        <w:rPr>
-          <w:b w:val="0"/>
-          <w:sz w:val="24"/>
-        </w:rPr>
-      </w:pPr>
-    </w:p>
-    <w:p>
-      <w:pPr>
-        <w:pStyle w:val="Corpsdetexte"/>
-        <w:rPr>
-          <w:b w:val="0"/>
-          <w:sz w:val="24"/>
-        </w:rPr>
-      </w:pPr>
-    </w:p>
-    <w:p>
-      <w:pPr>
-        <w:pStyle w:val="Corpsdetexte"/>
-        <w:rPr>
-          <w:b w:val="0"/>
-          <w:sz w:val="24"/>
-        </w:rPr>
-      </w:pPr>
-    </w:p>
-    <w:p>
-      <w:pPr>
-        <w:pStyle w:val="Corpsdetexte"/>
-        <w:rPr>
-          <w:b w:val="0"/>
-          <w:sz w:val="24"/>
-        </w:rPr>
-      </w:pPr>
-    </w:p>
-    <w:p>
-      <w:pPr>
-        <w:pStyle w:val="Corpsdetexte"/>
-        <w:rPr>
-          <w:b w:val="0"/>
-          <w:sz w:val="24"/>
-        </w:rPr>
-      </w:pPr>
-    </w:p>
-    <w:p>
-      <w:pPr>
-        <w:pStyle w:val="Corpsdetexte"/>
-        <w:rPr>
-          <w:b w:val="0"/>
-          <w:sz w:val="24"/>
-        </w:rPr>
-      </w:pPr>
-    </w:p>
-    <w:p>
-      <w:pPr>
-        <w:pStyle w:val="Corpsdetexte"/>
-        <w:rPr>
-          <w:b w:val="0"/>
-          <w:sz w:val="24"/>
-        </w:rPr>
-      </w:pPr>
-    </w:p>
-    <w:p>
-      <w:pPr>
-        <w:pStyle w:val="Corpsdetexte"/>
-        <w:rPr>
-          <w:b w:val="0"/>
-          <w:sz w:val="24"/>
-        </w:rPr>
-      </w:pPr>
-    </w:p>
-    <w:p>
-      <w:pPr>
-        <w:pStyle w:val="Corpsdetexte"/>
-        <w:rPr>
-          <w:b w:val="0"/>
-          <w:sz w:val="24"/>
-        </w:rPr>
-      </w:pPr>
-    </w:p>
-    <w:p>
-      <w:pPr>
-        <w:pStyle w:val="Corpsdetexte"/>
-        <w:rPr>
-          <w:b w:val="0"/>
-          <w:sz w:val="24"/>
-        </w:rPr>
-      </w:pPr>
-    </w:p>
-    <w:p>
-      <w:pPr>
-        <w:pStyle w:val="Corpsdetexte"/>
-        <w:rPr>
-          <w:b w:val="0"/>
-          <w:sz w:val="24"/>
-        </w:rPr>
-      </w:pPr>
-    </w:p>
-    <w:p>
-      <w:pPr>
-        <w:pStyle w:val="Corpsdetexte"/>
-        <w:rPr>
-          <w:b w:val="0"/>
-          <w:sz w:val="24"/>
-        </w:rPr>
-      </w:pPr>
-    </w:p>
-    <w:p>
-      <w:pPr>
-        <w:pStyle w:val="Corpsdetexte"/>
-        <w:rPr>
-          <w:b w:val="0"/>
-          <w:sz w:val="24"/>
-        </w:rPr>
-      </w:pPr>
-    </w:p>
-    <w:p>
-      <w:pPr>
-        <w:pStyle w:val="Corpsdetexte"/>
-        <w:rPr>
-          <w:b w:val="0"/>
-          <w:sz w:val="24"/>
-        </w:rPr>
-      </w:pPr>
-    </w:p>
-    <w:p>
-      <w:pPr>
-        <w:pStyle w:val="Corpsdetexte"/>
-        <w:rPr>
-          <w:b w:val="0"/>
-          <w:sz w:val="24"/>
-        </w:rPr>
-      </w:pPr>
-    </w:p>
-    <w:p>
-      <w:pPr>
-        <w:pStyle w:val="Corpsdetexte"/>
-        <w:rPr>
-          <w:b w:val="0"/>
-          <w:sz w:val="24"/>
-        </w:rPr>
-      </w:pPr>
-    </w:p>
-    <w:p>
-      <w:pPr>
-        <w:pStyle w:val="Corpsdetexte"/>
-        <w:rPr>
-          <w:b w:val="0"/>
-          <w:sz w:val="24"/>
-        </w:rPr>
-      </w:pPr>
-    </w:p>
-    <w:p>
-      <w:pPr>
-        <w:pStyle w:val="Corpsdetexte"/>
-        <w:rPr>
-          <w:b w:val="0"/>
-          <w:sz w:val="24"/>
-        </w:rPr>
-      </w:pPr>
-    </w:p>
-    <w:p>
-      <w:pPr>
-        <w:pStyle w:val="Corpsdetexte"/>
-        <w:rPr>
-          <w:b w:val="0"/>
-          <w:sz w:val="24"/>
-        </w:rPr>
-      </w:pPr>
-    </w:p>
-    <w:p>
-      <w:pPr>
-        <w:pStyle w:val="Corpsdetexte"/>
-        <w:rPr>
-          <w:b w:val="0"/>
-          <w:sz w:val="24"/>
-        </w:rPr>
-      </w:pPr>
-    </w:p>
-    <w:p>
-      <w:pPr>
-        <w:pStyle w:val="Corpsdetexte"/>
-        <w:spacing w:before="253"/>
-        <w:rPr>
-          <w:b w:val="0"/>
-          <w:sz w:val="24"/>
-        </w:rPr>
-      </w:pPr>
-    </w:p>
-    <w:p>
-      <w:pPr>
-        <w:spacing w:before="1"/>
-        <w:ind w:right="531"/>
-        <w:jc w:val="right"/>
-        <w:rPr>
-          <w:sz w:val="24"/>
-        </w:rPr>
-      </w:pPr>
-      <w:r>
-        <w:rPr>
-          <w:noProof/>
-        </w:rPr>
-        <mc:AlternateContent>
-          <mc:Choice Requires="wps">
-            <w:drawing>
-              <wp:anchor distT="0" distB="0" distL="0" distR="0" simplePos="0" relativeHeight="15736832" behindDoc="0" locked="0" layoutInCell="1" allowOverlap="1" wp14:anchorId="53D8C430" wp14:editId="3DEB5A1A">
-                <wp:simplePos x="0" y="0"/>
-                <wp:positionH relativeFrom="page">
-                  <wp:posOffset>0</wp:posOffset>
-                </wp:positionH>
-                <wp:positionV relativeFrom="paragraph">
-                  <wp:posOffset>-317726</wp:posOffset>
-                </wp:positionV>
-                <wp:extent cx="3855085" cy="596900"/>
-                <wp:effectExtent l="0" t="0" r="0" b="0"/>
-                <wp:wrapNone/>
-                <wp:docPr id="38" name="Graphic 38"/>
-                <wp:cNvGraphicFramePr>
-                  <a:graphicFrameLocks xmlns:a="http://schemas.openxmlformats.org/drawingml/2006/main"/>
-                </wp:cNvGraphicFramePr>
-                <a:graphic xmlns:a="http://schemas.openxmlformats.org/drawingml/2006/main">
-                  <a:graphicData uri="http://schemas.microsoft.com/office/word/2010/wordprocessingShape">
-                    <wps:wsp>
-                      <wps:cNvSpPr>
-                        <a:spLocks/>
-                      </wps:cNvSpPr>
-                      <wps:spPr>
-                        <a:xfrm>
-                          <a:off x="0" y="0"/>
-                          <a:ext cx="3855085" cy="596900"/>
-                        </a:xfrm>
-                        <a:custGeom>
-                          <a:avLst/>
-                          <a:gdLst/>
-                          <a:ahLst/>
-                          <a:cxnLst/>
-                          <a:rect l="l" t="t" r="r" b="b"/>
-                          <a:pathLst>
-                            <a:path w="3855085" h="596900">
-                              <a:moveTo>
-                                <a:pt x="806134" y="0"/>
-                              </a:moveTo>
-                              <a:lnTo>
-                                <a:pt x="348385" y="111121"/>
-                              </a:lnTo>
-                              <a:lnTo>
-                                <a:pt x="0" y="300090"/>
-                              </a:lnTo>
-                              <a:lnTo>
-                                <a:pt x="0" y="596788"/>
-                              </a:lnTo>
-                              <a:lnTo>
-                                <a:pt x="3855043" y="596788"/>
-                              </a:lnTo>
-                              <a:lnTo>
-                                <a:pt x="1426473" y="61307"/>
-                              </a:lnTo>
-                              <a:lnTo>
-                                <a:pt x="806134" y="0"/>
-                              </a:lnTo>
-                              <a:close/>
-                            </a:path>
-                          </a:pathLst>
-                        </a:custGeom>
-                        <a:solidFill>
-                          <a:srgbClr val="E1B946"/>
-                        </a:solidFill>
-                      </wps:spPr>
-                      <wps:bodyPr wrap="square" lIns="0" tIns="0" rIns="0" bIns="0" rtlCol="0">
-                        <a:prstTxWarp prst="textNoShape">
-                          <a:avLst/>
-                        </a:prstTxWarp>
-                        <a:noAutofit/>
-                      </wps:bodyPr>
-                    </wps:wsp>
-                  </a:graphicData>
-                </a:graphic>
-              </wp:anchor>
-            </w:drawing>
-          </mc:Choice>
-          <mc:Fallback>
-            <w:pict>
-              <v:shape w14:anchorId="0ED05B9D" id="Graphic 38" o:spid="_x0000_s1026" style="position:absolute;margin-left:0;margin-top:-25pt;width:303.55pt;height:47pt;z-index:15736832;visibility:visible;mso-wrap-style:square;mso-wrap-distance-left:0;mso-wrap-distance-top:0;mso-wrap-distance-right:0;mso-wrap-distance-bottom:0;mso-position-horizontal:absolute;mso-position-horizontal-relative:page;mso-position-vertical:absolute;mso-position-vertical-relative:text;v-text-anchor:top" coordsize="3855085,596900" o:gfxdata="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" path="m806134,l348385,111121,,300090,,596788r3855043,l1426473,61307,806134,xe" fillcolor="#e1b946" stroked="f">
-                <v:path arrowok="t"/>
-                <w10:wrap anchorx="page"/>
-              </v:shape>
-            </w:pict>
-          </mc:Fallback>
-        </mc:AlternateContent>
-      </w:r>
-      <w:r>
-        <w:rPr>
-          <w:spacing w:val="-10"/>
-          <w:sz w:val="24"/>
-        </w:rPr>
-        <w:t>2</w:t>
       </w:r>
     </w:p>
     <w:sectPr>
-      <w:pgSz w:w="11910" w:h="16840"/>
-      <w:pgMar w:top="880" w:right="0" w:bottom="0" w:left="0" w:header="0" w:footer="0" w:gutter="0"/>
-      <w:cols w:space="720"/>
+      <w:pgSz w:w="11906" w:h="16838" w:code="9"/>
+      <w:pgMar w:top="1417" w:right="1417" w:bottom="1417" w:left="1417" w:header="709" w:footer="709" w:gutter="0"/>
+      <w:cols w:space="708"/>
+      <w:docGrid w:linePitch="360"/>
     </w:sectPr>
   </w:body>
 </w:document>
 </file>
 
 <file path=word/endnotes.xml><?xml version="1.0" encoding="utf-8"?>
-<w:endnotes xmlns:wpc="http://schemas.microsoft.com/office/word/2010/wordprocessingCanvas" xmlns:cx="http://schemas.microsoft.com/office/drawing/2014/chartex" xmlns:cx1="http://schemas.microsoft.com/office/drawing/2015/9/8/chartex" xmlns:cx2="http://schemas.microsoft.com/office/drawing/2015/10/21/chartex" xmlns:cx3="http://schemas.microsoft.com/office/drawing/2016/5/9/chartex" xmlns:cx4="http://schemas.microsoft.com/office/drawing/2016/5/10/chartex" xmlns:cx5="http://schemas.microsoft.com/office/drawing/2016/5/11/chartex" xmlns:cx6="http://schemas.microsoft.com/office/drawing/2016/5/12/chartex" xmlns:cx7="http://schemas.microsoft.com/office/drawing/2016/5/13/chartex" xmlns:cx8="http://schemas.microsoft.com/office/drawing/2016/5/14/chartex" xmlns:mc="http://schemas.openxmlformats.org/markup-compatibility/2006" xmlns:aink="http://schemas.microsoft.com/office/drawing/2016/ink" xmlns:am3d="http://schemas.microsoft.com/office/drawing/2017/model3d" xmlns:o="urn:schemas-microsoft-com:office:office" xmlns:oel="http://schemas.microsoft.com/office/2019/extlst" xmlns:r="http://schemas.openxmlformats.org/officeDocument/2006/relationships" xmlns:m="http://schemas.openxmlformats.org/officeDocument/2006/math" xmlns:v="urn:schemas-microsoft-com:vml" xmlns:wp14="http://schemas.microsoft.com/office/word/2010/wordprocessingDrawing" xmlns:wp="http://schemas.openxmlformats.org/drawingml/2006/wordprocessingDrawing" xmlns:w10="urn:schemas-microsoft-com:office:word" xmlns:w="http://schemas.openxmlformats.org/wordprocessingml/2006/main" xmlns:w14="http://schemas.microsoft.com/office/word/2010/wordml" xmlns:w15="http://schemas.microsoft.com/office/word/2012/wordml" xmlns:w16cex="http://schemas.microsoft.com/office/word/2018/wordml/cex" xmlns:w16cid="http://schemas.microsoft.com/office/word/2016/wordml/cid" xmlns:w16="http://schemas.microsoft.com/office/word/2018/wordml" xmlns:w16du="http://schemas.microsoft.com/office/word/2023/wordml/word16du" xmlns:w16sdtdh="http://schemas.microsoft.com/office/word/2020/wordml/sdtdatahash" xmlns:w16sdtfl="http://schemas.microsoft.com/office/word/2024/wordml/sdtformatlock" xmlns:w16se="http://schemas.microsoft.com/office/word/2015/wordml/symex" xmlns:wpg="http://schemas.microsoft.com/office/word/2010/wordprocessingGroup" xmlns:wpi="http://schemas.microsoft.com/office/word/2010/wordprocessingInk" xmlns:wne="http://schemas.microsoft.com/office/word/2006/wordml" xmlns:wps="http://schemas.microsoft.com/office/word/2010/wordprocessingShape" mc:Ignorable="w14 w15 w16se w16cid w16 w16cex w16sdtdh w16sdtfl w16du wp14">
+<w:endnotes xmlns:wpc="http://schemas.microsoft.com/office/word/2010/wordprocessingCanvas" xmlns:cx="http://schemas.microsoft.com/office/drawing/2014/chartex" xmlns:cx1="http://schemas.microsoft.com/office/drawing/2015/9/8/chartex" xmlns:cx2="http://schemas.microsoft.com/office/drawing/2015/10/21/chartex" xmlns:cx3="http://schemas.microsoft.com/office/drawing/2016/5/9/chartex" xmlns:cx4="http://schemas.microsoft.com/office/drawing/2016/5/10/chartex" xmlns:cx5="http://schemas.microsoft.com/office/drawing/2016/5/11/chartex" xmlns:cx6="http://schemas.microsoft.com/office/drawing/2016/5/12/chartex" xmlns:cx7="http://schemas.microsoft.com/office/drawing/2016/5/13/chartex" xmlns:cx8="http://schemas.microsoft.com/office/drawing/2016/5/14/chartex" xmlns:mc="http://schemas.openxmlformats.org/markup-compatibility/2006" xmlns:aink="http://schemas.microsoft.com/office/drawing/2016/ink" xmlns:am3d="http://schemas.microsoft.com/office/drawing/2017/model3d" xmlns:o="urn:schemas-microsoft-com:office:office" xmlns:r="http://schemas.openxmlformats.org/officeDocument/2006/relationships" xmlns:m="http://schemas.openxmlformats.org/officeDocument/2006/math" xmlns:v="urn:schemas-microsoft-com:vml" xmlns:wp14="http://schemas.microsoft.com/office/word/2010/wordprocessingDrawing" xmlns:wp="http://schemas.openxmlformats.org/drawingml/2006/wordprocessingDrawing" xmlns:w10="urn:schemas-microsoft-com:office:word" xmlns:w="http://schemas.openxmlformats.org/wordprocessingml/2006/main" xmlns:w14="http://schemas.microsoft.com/office/word/2010/wordml" xmlns:w15="http://schemas.microsoft.com/office/word/2012/wordml" xmlns:w16cex="http://schemas.microsoft.com/office/word/2018/wordml/cex" xmlns:w16cid="http://schemas.microsoft.com/office/word/2016/wordml/cid" xmlns:w16="http://schemas.microsoft.com/office/word/2018/wordml" xmlns:w16sdtdh="http://schemas.microsoft.com/office/word/2020/wordml/sdtdatahash" xmlns:w16se="http://schemas.microsoft.com/office/word/2015/wordml/symex" xmlns:wpg="http://schemas.microsoft.com/office/word/2010/wordprocessingGroup" xmlns:wpi="http://schemas.microsoft.com/office/word/2010/wordprocessingInk" xmlns:wne="http://schemas.microsoft.com/office/word/2006/wordml" xmlns:wps="http://schemas.microsoft.com/office/word/2010/wordprocessingShape" mc:Ignorable="w14 w15 w16se w16cid w16 w16cex w16sdtdh wp14">
   <w:endnote w:type="separator" w:id="-1">
     <w:p>
       <w:r>
@@ -4534,7 +4613,7 @@
 </file>
 
 <file path=word/footnotes.xml><?xml version="1.0" encoding="utf-8"?>
-<w:footnotes xmlns:wpc="http://schemas.microsoft.com/office/word/2010/wordprocessingCanvas" xmlns:cx="http://schemas.microsoft.com/office/drawing/2014/chartex" xmlns:cx1="http://schemas.microsoft.com/office/drawing/2015/9/8/chartex" xmlns:cx2="http://schemas.microsoft.com/office/drawing/2015/10/21/chartex" xmlns:cx3="http://schemas.microsoft.com/office/drawing/2016/5/9/chartex" xmlns:cx4="http://schemas.microsoft.com/office/drawing/2016/5/10/chartex" xmlns:cx5="http://schemas.microsoft.com/office/drawing/2016/5/11/chartex" xmlns:cx6="http://schemas.microsoft.com/office/drawing/2016/5/12/chartex" xmlns:cx7="http://schemas.microsoft.com/office/drawing/2016/5/13/chartex" xmlns:cx8="http://schemas.microsoft.com/office/drawing/2016/5/14/chartex" xmlns:mc="http://schemas.openxmlformats.org/markup-compatibility/2006" xmlns:aink="http://schemas.microsoft.com/office/drawing/2016/ink" xmlns:am3d="http://schemas.microsoft.com/office/drawing/2017/model3d" xmlns:o="urn:schemas-microsoft-com:office:office" xmlns:oel="http://schemas.microsoft.com/office/2019/extlst" xmlns:r="http://schemas.openxmlformats.org/officeDocument/2006/relationships" xmlns:m="http://schemas.openxmlformats.org/officeDocument/2006/math" xmlns:v="urn:schemas-microsoft-com:vml" xmlns:wp14="http://schemas.microsoft.com/office/word/2010/wordprocessingDrawing" xmlns:wp="http://schemas.openxmlformats.org/drawingml/2006/wordprocessingDrawing" xmlns:w10="urn:schemas-microsoft-com:office:word" xmlns:w="http://schemas.openxmlformats.org/wordprocessingml/2006/main" xmlns:w14="http://schemas.microsoft.com/office/word/2010/wordml" xmlns:w15="http://schemas.microsoft.com/office/word/2012/wordml" xmlns:w16cex="http://schemas.microsoft.com/office/word/2018/wordml/cex" xmlns:w16cid="http://schemas.microsoft.com/office/word/2016/wordml/cid" xmlns:w16="http://schemas.microsoft.com/office/word/2018/wordml" xmlns:w16du="http://schemas.microsoft.com/office/word/2023/wordml/word16du" xmlns:w16sdtdh="http://schemas.microsoft.com/office/word/2020/wordml/sdtdatahash" xmlns:w16sdtfl="http://schemas.microsoft.com/office/word/2024/wordml/sdtformatlock" xmlns:w16se="http://schemas.microsoft.com/office/word/2015/wordml/symex" xmlns:wpg="http://schemas.microsoft.com/office/word/2010/wordprocessingGroup" xmlns:wpi="http://schemas.microsoft.com/office/word/2010/wordprocessingInk" xmlns:wne="http://schemas.microsoft.com/office/word/2006/wordml" xmlns:wps="http://schemas.microsoft.com/office/word/2010/wordprocessingShape" mc:Ignorable="w14 w15 w16se w16cid w16 w16cex w16sdtdh w16sdtfl w16du wp14">
+<w:footnotes xmlns:wpc="http://schemas.microsoft.com/office/word/2010/wordprocessingCanvas" xmlns:cx="http://schemas.microsoft.com/office/drawing/2014/chartex" xmlns:cx1="http://schemas.microsoft.com/office/drawing/2015/9/8/chartex" xmlns:cx2="http://schemas.microsoft.com/office/drawing/2015/10/21/chartex" xmlns:cx3="http://schemas.microsoft.com/office/drawing/2016/5/9/chartex" xmlns:cx4="http://schemas.microsoft.com/office/drawing/2016/5/10/chartex" xmlns:cx5="http://schemas.microsoft.com/office/drawing/2016/5/11/chartex" xmlns:cx6="http://schemas.microsoft.com/office/drawing/2016/5/12/chartex" xmlns:cx7="http://schemas.microsoft.com/office/drawing/2016/5/13/chartex" xmlns:cx8="http://schemas.microsoft.com/office/drawing/2016/5/14/chartex" xmlns:mc="http://schemas.openxmlformats.org/markup-compatibility/2006" xmlns:aink="http://schemas.microsoft.com/office/drawing/2016/ink" xmlns:am3d="http://schemas.microsoft.com/office/drawing/2017/model3d" xmlns:o="urn:schemas-microsoft-com:office:office" xmlns:r="http://schemas.openxmlformats.org/officeDocument/2006/relationships" xmlns:m="http://schemas.openxmlformats.org/officeDocument/2006/math" xmlns:v="urn:schemas-microsoft-com:vml" xmlns:wp14="http://schemas.microsoft.com/office/word/2010/wordprocessingDrawing" xmlns:wp="http://schemas.openxmlformats.org/drawingml/2006/wordprocessingDrawing" xmlns:w10="urn:schemas-microsoft-com:office:word" xmlns:w="http://schemas.openxmlformats.org/wordprocessingml/2006/main" xmlns:w14="http://schemas.microsoft.com/office/word/2010/wordml" xmlns:w15="http://schemas.microsoft.com/office/word/2012/wordml" xmlns:w16cex="http://schemas.microsoft.com/office/word/2018/wordml/cex" xmlns:w16cid="http://schemas.microsoft.com/office/word/2016/wordml/cid" xmlns:w16="http://schemas.microsoft.com/office/word/2018/wordml" xmlns:w16sdtdh="http://schemas.microsoft.com/office/word/2020/wordml/sdtdatahash" xmlns:w16se="http://schemas.microsoft.com/office/word/2015/wordml/symex" xmlns:wpg="http://schemas.microsoft.com/office/word/2010/wordprocessingGroup" xmlns:wpi="http://schemas.microsoft.com/office/word/2010/wordprocessingInk" xmlns:wne="http://schemas.microsoft.com/office/word/2006/wordml" xmlns:wps="http://schemas.microsoft.com/office/word/2010/wordprocessingShape" mc:Ignorable="w14 w15 w16se w16cid w16 w16cex w16sdtdh wp14">
   <w:footnote w:type="separator" w:id="-1">
     <w:p>
       <w:r>
@@ -4553,7 +4632,7 @@
 </file>
 
 <file path=word/header1.xml><?xml version="1.0" encoding="utf-8"?>
-<w:hdr xmlns:wpc="http://schemas.microsoft.com/office/word/2010/wordprocessingCanvas" xmlns:cx="http://schemas.microsoft.com/office/drawing/2014/chartex" xmlns:cx1="http://schemas.microsoft.com/office/drawing/2015/9/8/chartex" xmlns:cx2="http://schemas.microsoft.com/office/drawing/2015/10/21/chartex" xmlns:cx3="http://schemas.microsoft.com/office/drawing/2016/5/9/chartex" xmlns:cx4="http://schemas.microsoft.com/office/drawing/2016/5/10/chartex" xmlns:cx5="http://schemas.microsoft.com/office/drawing/2016/5/11/chartex" xmlns:cx6="http://schemas.microsoft.com/office/drawing/2016/5/12/chartex" xmlns:cx7="http://schemas.microsoft.com/office/drawing/2016/5/13/chartex" xmlns:cx8="http://schemas.microsoft.com/office/drawing/2016/5/14/chartex" xmlns:mc="http://schemas.openxmlformats.org/markup-compatibility/2006" xmlns:aink="http://schemas.microsoft.com/office/drawing/2016/ink" xmlns:am3d="http://schemas.microsoft.com/office/drawing/2017/model3d" xmlns:o="urn:schemas-microsoft-com:office:office" xmlns:oel="http://schemas.microsoft.com/office/2019/extlst" xmlns:r="http://schemas.openxmlformats.org/officeDocument/2006/relationships" xmlns:m="http://schemas.openxmlformats.org/officeDocument/2006/math" xmlns:v="urn:schemas-microsoft-com:vml" xmlns:wp14="http://schemas.microsoft.com/office/word/2010/wordprocessingDrawing" xmlns:wp="http://schemas.openxmlformats.org/drawingml/2006/wordprocessingDrawing" xmlns:w10="urn:schemas-microsoft-com:office:word" xmlns:w="http://schemas.openxmlformats.org/wordprocessingml/2006/main" xmlns:w14="http://schemas.microsoft.com/office/word/2010/wordml" xmlns:w15="http://schemas.microsoft.com/office/word/2012/wordml" xmlns:w16cex="http://schemas.microsoft.com/office/word/2018/wordml/cex" xmlns:w16cid="http://schemas.microsoft.com/office/word/2016/wordml/cid" xmlns:w16="http://schemas.microsoft.com/office/word/2018/wordml" xmlns:w16du="http://schemas.microsoft.com/office/word/2023/wordml/word16du" xmlns:w16sdtdh="http://schemas.microsoft.com/office/word/2020/wordml/sdtdatahash" xmlns:w16sdtfl="http://schemas.microsoft.com/office/word/2024/wordml/sdtformatlock" xmlns:w16se="http://schemas.microsoft.com/office/word/2015/wordml/symex" xmlns:wpg="http://schemas.microsoft.com/office/word/2010/wordprocessingGroup" xmlns:wpi="http://schemas.microsoft.com/office/word/2010/wordprocessingInk" xmlns:wne="http://schemas.microsoft.com/office/word/2006/wordml" xmlns:wps="http://schemas.microsoft.com/office/word/2010/wordprocessingShape" mc:Ignorable="w14 w15 w16se w16cid w16 w16cex w16sdtdh w16sdtfl w16du wp14">
+<w:hdr xmlns:wpc="http://schemas.microsoft.com/office/word/2010/wordprocessingCanvas" xmlns:cx="http://schemas.microsoft.com/office/drawing/2014/chartex" xmlns:cx1="http://schemas.microsoft.com/office/drawing/2015/9/8/chartex" xmlns:cx2="http://schemas.microsoft.com/office/drawing/2015/10/21/chartex" xmlns:cx3="http://schemas.microsoft.com/office/drawing/2016/5/9/chartex" xmlns:cx4="http://schemas.microsoft.com/office/drawing/2016/5/10/chartex" xmlns:cx5="http://schemas.microsoft.com/office/drawing/2016/5/11/chartex" xmlns:cx6="http://schemas.microsoft.com/office/drawing/2016/5/12/chartex" xmlns:cx7="http://schemas.microsoft.com/office/drawing/2016/5/13/chartex" xmlns:cx8="http://schemas.microsoft.com/office/drawing/2016/5/14/chartex" xmlns:mc="http://schemas.openxmlformats.org/markup-compatibility/2006" xmlns:aink="http://schemas.microsoft.com/office/drawing/2016/ink" xmlns:am3d="http://schemas.microsoft.com/office/drawing/2017/model3d" xmlns:o="urn:schemas-microsoft-com:office:office" xmlns:r="http://schemas.openxmlformats.org/officeDocument/2006/relationships" xmlns:m="http://schemas.openxmlformats.org/officeDocument/2006/math" xmlns:v="urn:schemas-microsoft-com:vml" xmlns:wp14="http://schemas.microsoft.com/office/word/2010/wordprocessingDrawing" xmlns:wp="http://schemas.openxmlformats.org/drawingml/2006/wordprocessingDrawing" xmlns:w10="urn:schemas-microsoft-com:office:word" xmlns:w="http://schemas.openxmlformats.org/wordprocessingml/2006/main" xmlns:w14="http://schemas.microsoft.com/office/word/2010/wordml" xmlns:w15="http://schemas.microsoft.com/office/word/2012/wordml" xmlns:w16cex="http://schemas.microsoft.com/office/word/2018/wordml/cex" xmlns:w16cid="http://schemas.microsoft.com/office/word/2016/wordml/cid" xmlns:w16="http://schemas.microsoft.com/office/word/2018/wordml" xmlns:w16sdtdh="http://schemas.microsoft.com/office/word/2020/wordml/sdtdatahash" xmlns:w16se="http://schemas.microsoft.com/office/word/2015/wordml/symex" xmlns:wpg="http://schemas.microsoft.com/office/word/2010/wordprocessingGroup" xmlns:wpi="http://schemas.microsoft.com/office/word/2010/wordprocessingInk" xmlns:wne="http://schemas.microsoft.com/office/word/2006/wordml" xmlns:wps="http://schemas.microsoft.com/office/word/2010/wordprocessingShape" mc:Ignorable="w14 w15 w16se w16cid w16 w16cex w16sdtdh wp14">
   <w:p>
     <w:pPr>
       <w:pStyle w:val="Corpsdetexte"/>
@@ -4570,7 +4649,7 @@
       <mc:AlternateContent>
         <mc:Choice Requires="wpg">
           <w:drawing>
-            <wp:anchor distT="0" distB="0" distL="0" distR="0" simplePos="0" relativeHeight="487469568" behindDoc="1" locked="0" layoutInCell="1" allowOverlap="1" wp14:anchorId="0F0109F5" wp14:editId="35E7C403">
+            <wp:anchor distT="0" distB="0" distL="0" distR="0" simplePos="0" relativeHeight="251659264" behindDoc="1" locked="0" layoutInCell="1" allowOverlap="1" wp14:anchorId="348F7070" wp14:editId="7DD93F1E">
               <wp:simplePos x="0" y="0"/>
               <wp:positionH relativeFrom="page">
                 <wp:posOffset>0</wp:posOffset>
@@ -4774,11 +4853,11 @@
         </mc:Choice>
         <mc:Fallback>
           <w:pict>
-            <v:group w14:anchorId="410459CA" id="Group 1" o:spid="_x0000_s1026" style="position:absolute;margin-left:0;margin-top:0;width:595.3pt;height:32.9pt;z-index:-15846912;mso-wrap-distance-left:0;mso-wrap-distance-right:0;mso-position-horizontal-relative:page;mso-position-vertical-relative:page" coordsize="75603,4178" o:gfxdata="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">
-              <v:shape id="Graphic 2" o:spid="_x0000_s1027" style="position:absolute;width:75603;height:4051;visibility:visible;mso-wrap-style:square;v-text-anchor:top" coordsize="7560309,405130" o:gfxdata="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" path="m7559992,l,,,359994r6329985,l6333503,377380r9563,14186l6357264,401129r17374,3505l7142632,404634r17387,-3505l7174217,391566r9563,-14186l7187285,359994r372707,l7559992,xe" fillcolor="#e1b946" stroked="f">
+            <v:group w14:anchorId="1D3BF119" id="Group 1" o:spid="_x0000_s1026" style="position:absolute;margin-left:0;margin-top:0;width:595.3pt;height:32.9pt;z-index:-251657216;mso-wrap-distance-left:0;mso-wrap-distance-right:0;mso-position-horizontal-relative:page;mso-position-vertical-relative:page" coordsize="75603,4178" o:gfxdata="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">
+              <v:shape id="Graphic 2" o:spid="_x0000_s1027" style="position:absolute;width:75603;height:4051;visibility:visible;mso-wrap-style:square;v-text-anchor:top" coordsize="7560309,405130" o:gfxdata="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" path="m7559992,l,,,359994r6329985,l6333503,377380r9563,14186l6357264,401129r17374,3505l7142632,404634r17387,-3505l7174217,391566r9563,-14186l7187285,359994r372707,l7559992,xe" fillcolor="#e1b946" stroked="f">
                 <v:path arrowok="t"/>
               </v:shape>
-              <v:shape id="Graphic 3" o:spid="_x0000_s1028" style="position:absolute;left:63299;top:3153;width:8579;height:895;visibility:visible;mso-wrap-style:square;v-text-anchor:top" coordsize="857885,89535" o:gfxdata="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" path="m44653,l27271,3508,13077,13077,3508,27271,,44653,3508,62033r9569,14189l27271,85786r17382,3507l812647,89293r17382,-3507l844222,76222r9570,-14189l857300,44653,853792,27271,844222,13077,830029,3508,812647,,44653,xe" filled="f" strokecolor="white" strokeweight="2pt">
+              <v:shape id="Graphic 3" o:spid="_x0000_s1028" style="position:absolute;left:63299;top:3153;width:8579;height:895;visibility:visible;mso-wrap-style:square;v-text-anchor:top" coordsize="857885,89535" o:gfxdata="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" path="m44653,l27271,3508,13077,13077,3508,27271,,44653,3508,62033r9569,14189l27271,85786r17382,3507l812647,89293r17382,-3507l844222,76222r9570,-14189l857300,44653,853792,27271,844222,13077,830029,3508,812647,,44653,xe" filled="f" strokecolor="white" strokeweight="2pt">
                 <v:path arrowok="t"/>
               </v:shape>
               <w10:wrap anchorx="page" anchory="page"/>
@@ -4792,21 +4871,19 @@
 </file>
 
 <file path=word/styles.xml><?xml version="1.0" encoding="utf-8"?>
-<w:styles xmlns:mc="http://schemas.openxmlformats.org/markup-compatibility/2006" xmlns:r="http://schemas.openxmlformats.org/officeDocument/2006/relationships" xmlns:w="http://schemas.openxmlformats.org/wordprocessingml/2006/main" xmlns:w14="http://schemas.microsoft.com/office/word/2010/wordml" xmlns:w15="http://schemas.microsoft.com/office/word/2012/wordml" xmlns:w16cex="http://schemas.microsoft.com/office/word/2018/wordml/cex" xmlns:w16cid="http://schemas.microsoft.com/office/word/2016/wordml/cid" xmlns:w16="http://schemas.microsoft.com/office/word/2018/wordml" xmlns:w16du="http://schemas.microsoft.com/office/word/2023/wordml/word16du" xmlns:w16sdtdh="http://schemas.microsoft.com/office/word/2020/wordml/sdtdatahash" xmlns:w16sdtfl="http://schemas.microsoft.com/office/word/2024/wordml/sdtformatlock" xmlns:w16se="http://schemas.microsoft.com/office/word/2015/wordml/symex" mc:Ignorable="w14 w15 w16se w16cid w16 w16cex w16sdtdh w16sdtfl w16du">
+<w:styles xmlns:mc="http://schemas.openxmlformats.org/markup-compatibility/2006" xmlns:r="http://schemas.openxmlformats.org/officeDocument/2006/relationships" xmlns:w="http://schemas.openxmlformats.org/wordprocessingml/2006/main" xmlns:w14="http://schemas.microsoft.com/office/word/2010/wordml" xmlns:w15="http://schemas.microsoft.com/office/word/2012/wordml" xmlns:w16cex="http://schemas.microsoft.com/office/word/2018/wordml/cex" xmlns:w16cid="http://schemas.microsoft.com/office/word/2016/wordml/cid" xmlns:w16="http://schemas.microsoft.com/office/word/2018/wordml" xmlns:w16sdtdh="http://schemas.microsoft.com/office/word/2020/wordml/sdtdatahash" xmlns:w16se="http://schemas.microsoft.com/office/word/2015/wordml/symex" mc:Ignorable="w14 w15 w16se w16cid w16 w16cex w16sdtdh">
   <w:docDefaults>
     <w:rPrDefault>
       <w:rPr>
         <w:rFonts w:asciiTheme="minorHAnsi" w:eastAsiaTheme="minorHAnsi" w:hAnsiTheme="minorHAnsi" w:cstheme="minorBidi"/>
         <w:sz w:val="22"/>
         <w:szCs w:val="22"/>
-        <w:lang w:val="en-US" w:eastAsia="en-US" w:bidi="ar-SA"/>
+        <w:lang w:val="fr-FR" w:eastAsia="en-US" w:bidi="ar-SA"/>
       </w:rPr>
     </w:rPrDefault>
     <w:pPrDefault>
       <w:pPr>
-        <w:widowControl w:val="0"/>
-        <w:autoSpaceDE w:val="0"/>
-        <w:autoSpaceDN w:val="0"/>
+        <w:spacing w:after="160" w:line="259" w:lineRule="auto"/>
       </w:pPr>
     </w:pPrDefault>
   </w:docDefaults>
@@ -4877,7 +4954,7 @@
     <w:lsdException w:name="Closing" w:semiHidden="1" w:unhideWhenUsed="1"/>
     <w:lsdException w:name="Signature" w:semiHidden="1" w:unhideWhenUsed="1"/>
     <w:lsdException w:name="Default Paragraph Font" w:semiHidden="1" w:uiPriority="1" w:unhideWhenUsed="1"/>
-    <w:lsdException w:name="Body Text" w:semiHidden="1" w:unhideWhenUsed="1"/>
+    <w:lsdException w:name="Body Text" w:semiHidden="1" w:uiPriority="1" w:unhideWhenUsed="1" w:qFormat="1"/>
     <w:lsdException w:name="Body Text Indent" w:semiHidden="1" w:unhideWhenUsed="1"/>
     <w:lsdException w:name="List Continue" w:semiHidden="1" w:unhideWhenUsed="1"/>
     <w:lsdException w:name="List Continue 2" w:semiHidden="1" w:unhideWhenUsed="1"/>
@@ -5191,9 +5268,15 @@
   <w:style w:type="paragraph" w:default="1" w:styleId="Normal">
     <w:name w:val="Normal"/>
     <w:qFormat/>
+    <w:rsid w:val="0086681A"/>
+    <w:pPr>
+      <w:widowControl w:val="0"/>
+      <w:autoSpaceDE w:val="0"/>
+      <w:autoSpaceDN w:val="0"/>
+      <w:spacing w:after="0" w:line="240" w:lineRule="auto"/>
+    </w:pPr>
     <w:rPr>
       <w:rFonts w:ascii="Marianne" w:eastAsia="Marianne" w:hAnsi="Marianne" w:cs="Marianne"/>
-      <w:lang w:val="fr-FR"/>
     </w:rPr>
   </w:style>
   <w:style w:type="character" w:default="1" w:styleId="Policepardfaut">
@@ -5229,6 +5312,16 @@
     <w:semiHidden/>
     <w:unhideWhenUsed/>
     <w:qFormat/>
+    <w:rsid w:val="0086681A"/>
+    <w:pPr>
+      <w:widowControl w:val="0"/>
+      <w:autoSpaceDE w:val="0"/>
+      <w:autoSpaceDN w:val="0"/>
+      <w:spacing w:after="0" w:line="240" w:lineRule="auto"/>
+    </w:pPr>
+    <w:rPr>
+      <w:lang w:val="en-US"/>
+    </w:rPr>
     <w:tblPr>
       <w:tblInd w:w="0" w:type="dxa"/>
       <w:tblCellMar>
@@ -5242,9 +5335,25 @@
   <w:style w:type="paragraph" w:styleId="Corpsdetexte">
     <w:name w:val="Body Text"/>
     <w:basedOn w:val="Normal"/>
+    <w:link w:val="CorpsdetexteCar"/>
     <w:uiPriority w:val="1"/>
     <w:qFormat/>
+    <w:rsid w:val="0086681A"/>
     <w:rPr>
+      <w:b/>
+      <w:bCs/>
+      <w:sz w:val="21"/>
+      <w:szCs w:val="21"/>
+    </w:rPr>
+  </w:style>
+  <w:style w:type="character" w:customStyle="1" w:styleId="CorpsdetexteCar">
+    <w:name w:val="Corps de texte Car"/>
+    <w:basedOn w:val="Policepardfaut"/>
+    <w:link w:val="Corpsdetexte"/>
+    <w:uiPriority w:val="1"/>
+    <w:rsid w:val="0086681A"/>
+    <w:rPr>
+      <w:rFonts w:ascii="Marianne" w:eastAsia="Marianne" w:hAnsi="Marianne" w:cs="Marianne"/>
       <w:b/>
       <w:bCs/>
       <w:sz w:val="21"/>
@@ -5254,8 +5363,10 @@
   <w:style w:type="paragraph" w:styleId="Titre">
     <w:name w:val="Title"/>
     <w:basedOn w:val="Normal"/>
+    <w:link w:val="TitreCar"/>
     <w:uiPriority w:val="10"/>
     <w:qFormat/>
+    <w:rsid w:val="0086681A"/>
     <w:pPr>
       <w:ind w:left="566"/>
     </w:pPr>
@@ -5266,23 +5377,32 @@
       <w:szCs w:val="42"/>
     </w:rPr>
   </w:style>
-  <w:style w:type="paragraph" w:styleId="Paragraphedeliste">
-    <w:name w:val="List Paragraph"/>
-    <w:basedOn w:val="Normal"/>
-    <w:uiPriority w:val="1"/>
-    <w:qFormat/>
+  <w:style w:type="character" w:customStyle="1" w:styleId="TitreCar">
+    <w:name w:val="Titre Car"/>
+    <w:basedOn w:val="Policepardfaut"/>
+    <w:link w:val="Titre"/>
+    <w:uiPriority w:val="10"/>
+    <w:rsid w:val="0086681A"/>
+    <w:rPr>
+      <w:rFonts w:ascii="Marianne" w:eastAsia="Marianne" w:hAnsi="Marianne" w:cs="Marianne"/>
+      <w:b/>
+      <w:bCs/>
+      <w:sz w:val="42"/>
+      <w:szCs w:val="42"/>
+    </w:rPr>
   </w:style>
   <w:style w:type="paragraph" w:customStyle="1" w:styleId="TableParagraph">
     <w:name w:val="Table Paragraph"/>
     <w:basedOn w:val="Normal"/>
     <w:uiPriority w:val="1"/>
     <w:qFormat/>
+    <w:rsid w:val="0086681A"/>
   </w:style>
 </w:styles>
 </file>
 
 <file path=word/theme/theme1.xml><?xml version="1.0" encoding="utf-8"?>
-<a:theme xmlns:a="http://schemas.openxmlformats.org/drawingml/2006/main" name="Office Theme">
+<a:theme xmlns:a="http://schemas.openxmlformats.org/drawingml/2006/main" name="Thème Office">
   <a:themeElements>
     <a:clrScheme name="Office">
       <a:dk1>
@@ -5292,44 +5412,44 @@
         <a:sysClr val="window" lastClr="FFFFFF"/>
       </a:lt1>
       <a:dk2>
-        <a:srgbClr val="1F497D"/>
+        <a:srgbClr val="44546A"/>
       </a:dk2>
       <a:lt2>
-        <a:srgbClr val="EEECE1"/>
+        <a:srgbClr val="E7E6E6"/>
       </a:lt2>
       <a:accent1>
-        <a:srgbClr val="4F81BD"/>
+        <a:srgbClr val="4472C4"/>
       </a:accent1>
       <a:accent2>
-        <a:srgbClr val="C0504D"/>
+        <a:srgbClr val="ED7D31"/>
       </a:accent2>
       <a:accent3>
-        <a:srgbClr val="9BBB59"/>
+        <a:srgbClr val="A5A5A5"/>
       </a:accent3>
       <a:accent4>
-        <a:srgbClr val="8064A2"/>
+        <a:srgbClr val="FFC000"/>
       </a:accent4>
       <a:accent5>
-        <a:srgbClr val="4BACC6"/>
+        <a:srgbClr val="5B9BD5"/>
       </a:accent5>
       <a:accent6>
-        <a:srgbClr val="F79646"/>
+        <a:srgbClr val="70AD47"/>
       </a:accent6>
       <a:hlink>
-        <a:srgbClr val="0000FF"/>
+        <a:srgbClr val="0563C1"/>
       </a:hlink>
       <a:folHlink>
-        <a:srgbClr val="800080"/>
+        <a:srgbClr val="954F72"/>
       </a:folHlink>
     </a:clrScheme>
     <a:fontScheme name="Office">
       <a:majorFont>
-        <a:latin typeface="Cambria"/>
+        <a:latin typeface="Calibri Light" panose="020F0302020204030204"/>
         <a:ea typeface=""/>
         <a:cs typeface=""/>
-        <a:font script="Jpan" typeface="ＭＳ ゴシック"/>
+        <a:font script="Jpan" typeface="游ゴシック Light"/>
         <a:font script="Hang" typeface="맑은 고딕"/>
-        <a:font script="Hans" typeface="宋体"/>
+        <a:font script="Hans" typeface="等线 Light"/>
         <a:font script="Hant" typeface="新細明體"/>
         <a:font script="Arab" typeface="Times New Roman"/>
         <a:font script="Hebr" typeface="Times New Roman"/>
@@ -5356,14 +5476,32 @@
         <a:font script="Mong" typeface="Mongolian Baiti"/>
         <a:font script="Viet" typeface="Times New Roman"/>
         <a:font script="Uigh" typeface="Microsoft Uighur"/>
+        <a:font script="Geor" typeface="Sylfaen"/>
+        <a:font script="Armn" typeface="Arial"/>
+        <a:font script="Bugi" typeface="Leelawadee UI"/>
+        <a:font script="Bopo" typeface="Microsoft JhengHei"/>
+        <a:font script="Java" typeface="Javanese Text"/>
+        <a:font script="Lisu" typeface="Segoe UI"/>
+        <a:font script="Mymr" typeface="Myanmar Text"/>
+        <a:font script="Nkoo" typeface="Ebrima"/>
+        <a:font script="Olck" typeface="Nirmala UI"/>
+        <a:font script="Osma" typeface="Ebrima"/>
+        <a:font script="Phag" typeface="Phagspa"/>
+        <a:font script="Syrn" typeface="Estrangelo Edessa"/>
+        <a:font script="Syrj" typeface="Estrangelo Edessa"/>
+        <a:font script="Syre" typeface="Estrangelo Edessa"/>
+        <a:font script="Sora" typeface="Nirmala UI"/>
+        <a:font script="Tale" typeface="Microsoft Tai Le"/>
+        <a:font script="Talu" typeface="Microsoft New Tai Lue"/>
+        <a:font script="Tfng" typeface="Ebrima"/>
       </a:majorFont>
       <a:minorFont>
-        <a:latin typeface="Calibri"/>
+        <a:latin typeface="Calibri" panose="020F0502020204030204"/>
         <a:ea typeface=""/>
         <a:cs typeface=""/>
-        <a:font script="Jpan" typeface="ＭＳ 明朝"/>
+        <a:font script="Jpan" typeface="游明朝"/>
         <a:font script="Hang" typeface="맑은 고딕"/>
-        <a:font script="Hans" typeface="宋体"/>
+        <a:font script="Hans" typeface="等线"/>
         <a:font script="Hant" typeface="新細明體"/>
         <a:font script="Arab" typeface="Arial"/>
         <a:font script="Hebr" typeface="Arial"/>
@@ -5390,6 +5528,24 @@
         <a:font script="Mong" typeface="Mongolian Baiti"/>
         <a:font script="Viet" typeface="Arial"/>
         <a:font script="Uigh" typeface="Microsoft Uighur"/>
+        <a:font script="Geor" typeface="Sylfaen"/>
+        <a:font script="Armn" typeface="Arial"/>
+        <a:font script="Bugi" typeface="Leelawadee UI"/>
+        <a:font script="Bopo" typeface="Microsoft JhengHei"/>
+        <a:font script="Java" typeface="Javanese Text"/>
+        <a:font script="Lisu" typeface="Segoe UI"/>
+        <a:font script="Mymr" typeface="Myanmar Text"/>
+        <a:font script="Nkoo" typeface="Ebrima"/>
+        <a:font script="Olck" typeface="Nirmala UI"/>
+        <a:font script="Osma" typeface="Ebrima"/>
+        <a:font script="Phag" typeface="Phagspa"/>
+        <a:font script="Syrn" typeface="Estrangelo Edessa"/>
+        <a:font script="Syrj" typeface="Estrangelo Edessa"/>
+        <a:font script="Syre" typeface="Estrangelo Edessa"/>
+        <a:font script="Sora" typeface="Nirmala UI"/>
+        <a:font script="Tale" typeface="Microsoft Tai Le"/>
+        <a:font script="Talu" typeface="Microsoft New Tai Lue"/>
+        <a:font script="Tfng" typeface="Ebrima"/>
       </a:minorFont>
     </a:fontScheme>
     <a:fmtScheme name="Office">
@@ -5401,165 +5557,153 @@
           <a:gsLst>
             <a:gs pos="0">
               <a:schemeClr val="phClr">
-                <a:tint val="50000"/>
-                <a:satMod val="300000"/>
+                <a:lumMod val="110000"/>
+                <a:satMod val="105000"/>
+                <a:tint val="67000"/>
               </a:schemeClr>
             </a:gs>
-            <a:gs pos="35000">
+            <a:gs pos="50000">
               <a:schemeClr val="phClr">
-                <a:tint val="37000"/>
-                <a:satMod val="300000"/>
+                <a:lumMod val="105000"/>
+                <a:satMod val="103000"/>
+                <a:tint val="73000"/>
               </a:schemeClr>
             </a:gs>
             <a:gs pos="100000">
               <a:schemeClr val="phClr">
-                <a:tint val="15000"/>
-                <a:satMod val="350000"/>
+                <a:lumMod val="105000"/>
+                <a:satMod val="109000"/>
+                <a:tint val="81000"/>
               </a:schemeClr>
             </a:gs>
           </a:gsLst>
-          <a:lin ang="16200000" scaled="1"/>
+          <a:lin ang="5400000" scaled="0"/>
         </a:gradFill>
         <a:gradFill rotWithShape="1">
           <a:gsLst>
             <a:gs pos="0">
               <a:schemeClr val="phClr">
-                <a:shade val="51000"/>
-                <a:satMod val="130000"/>
+                <a:satMod val="103000"/>
+                <a:lumMod val="102000"/>
+                <a:tint val="94000"/>
               </a:schemeClr>
             </a:gs>
-            <a:gs pos="80000">
+            <a:gs pos="50000">
               <a:schemeClr val="phClr">
-                <a:shade val="93000"/>
-                <a:satMod val="130000"/>
+                <a:satMod val="110000"/>
+                <a:lumMod val="100000"/>
+                <a:shade val="100000"/>
               </a:schemeClr>
             </a:gs>
             <a:gs pos="100000">
               <a:schemeClr val="phClr">
-                <a:shade val="94000"/>
-                <a:satMod val="135000"/>
+                <a:lumMod val="99000"/>
+                <a:satMod val="120000"/>
+                <a:shade val="78000"/>
               </a:schemeClr>
             </a:gs>
           </a:gsLst>
-          <a:lin ang="16200000" scaled="0"/>
+          <a:lin ang="5400000" scaled="0"/>
         </a:gradFill>
       </a:fillStyleLst>
       <a:lnStyleLst>
-        <a:ln w="9525" cap="flat" cmpd="sng" algn="ctr">
-          <a:solidFill>
-            <a:schemeClr val="phClr">
-              <a:shade val="95000"/>
-              <a:satMod val="105000"/>
-            </a:schemeClr>
-          </a:solidFill>
-          <a:prstDash val="solid"/>
-        </a:ln>
-        <a:ln w="25400" cap="flat" cmpd="sng" algn="ctr">
+        <a:ln w="6350" cap="flat" cmpd="sng" algn="ctr">
           <a:solidFill>
             <a:schemeClr val="phClr"/>
           </a:solidFill>
           <a:prstDash val="solid"/>
+          <a:miter lim="800000"/>
         </a:ln>
-        <a:ln w="38100" cap="flat" cmpd="sng" algn="ctr">
+        <a:ln w="12700" cap="flat" cmpd="sng" algn="ctr">
           <a:solidFill>
             <a:schemeClr val="phClr"/>
           </a:solidFill>
           <a:prstDash val="solid"/>
+          <a:miter lim="800000"/>
+        </a:ln>
+        <a:ln w="19050" cap="flat" cmpd="sng" algn="ctr">
+          <a:solidFill>
+            <a:schemeClr val="phClr"/>
+          </a:solidFill>
+          <a:prstDash val="solid"/>
+          <a:miter lim="800000"/>
         </a:ln>
       </a:lnStyleLst>
       <a:effectStyleLst>
         <a:effectStyle>
+          <a:effectLst/>
+        </a:effectStyle>
+        <a:effectStyle>
+          <a:effectLst/>
+        </a:effectStyle>
+        <a:effectStyle>
           <a:effectLst>
-            <a:outerShdw blurRad="40000" dist="20000" dir="5400000" rotWithShape="0">
+            <a:outerShdw blurRad="57150" dist="19050" dir="5400000" algn="ctr" rotWithShape="0">
               <a:srgbClr val="000000">
-                <a:alpha val="38000"/>
+                <a:alpha val="63000"/>
               </a:srgbClr>
             </a:outerShdw>
           </a:effectLst>
-        </a:effectStyle>
-        <a:effectStyle>
-          <a:effectLst>
-            <a:outerShdw blurRad="40000" dist="23000" dir="5400000" rotWithShape="0">
-              <a:srgbClr val="000000">
-                <a:alpha val="35000"/>
-              </a:srgbClr>
-            </a:outerShdw>
-          </a:effectLst>
-        </a:effectStyle>
-        <a:effectStyle>
-          <a:effectLst>
-            <a:outerShdw blurRad="40000" dist="23000" dir="5400000" rotWithShape="0">
-              <a:srgbClr val="000000">
-                <a:alpha val="35000"/>
-              </a:srgbClr>
-            </a:outerShdw>
-          </a:effectLst>
-          <a:scene3d>
-            <a:camera prst="orthographicFront">
-              <a:rot lat="0" lon="0" rev="0"/>
-            </a:camera>
-            <a:lightRig rig="threePt" dir="t">
-              <a:rot lat="0" lon="0" rev="1200000"/>
-            </a:lightRig>
-          </a:scene3d>
-          <a:sp3d>
-            <a:bevelT w="63500" h="25400"/>
-          </a:sp3d>
         </a:effectStyle>
       </a:effectStyleLst>
       <a:bgFillStyleLst>
         <a:solidFill>
           <a:schemeClr val="phClr"/>
         </a:solidFill>
+        <a:solidFill>
+          <a:schemeClr val="phClr">
+            <a:tint val="95000"/>
+            <a:satMod val="170000"/>
+          </a:schemeClr>
+        </a:solidFill>
         <a:gradFill rotWithShape="1">
           <a:gsLst>
             <a:gs pos="0">
               <a:schemeClr val="phClr">
-                <a:tint val="40000"/>
-                <a:satMod val="350000"/>
+                <a:tint val="93000"/>
+                <a:satMod val="150000"/>
+                <a:shade val="98000"/>
+                <a:lumMod val="102000"/>
               </a:schemeClr>
             </a:gs>
-            <a:gs pos="40000">
+            <a:gs pos="50000">
               <a:schemeClr val="phClr">
-                <a:tint val="45000"/>
-                <a:shade val="99000"/>
-                <a:satMod val="350000"/>
+                <a:tint val="98000"/>
+                <a:satMod val="130000"/>
+                <a:shade val="90000"/>
+                <a:lumMod val="103000"/>
               </a:schemeClr>
             </a:gs>
             <a:gs pos="100000">
               <a:schemeClr val="phClr">
-                <a:shade val="20000"/>
-                <a:satMod val="255000"/>
+                <a:shade val="63000"/>
+                <a:satMod val="120000"/>
               </a:schemeClr>
             </a:gs>
           </a:gsLst>
-          <a:path path="circle">
-            <a:fillToRect l="50000" t="-80000" r="50000" b="180000"/>
-          </a:path>
-        </a:gradFill>
-        <a:gradFill rotWithShape="1">
-          <a:gsLst>
-            <a:gs pos="0">
-              <a:schemeClr val="phClr">
-                <a:tint val="80000"/>
-                <a:satMod val="300000"/>
-              </a:schemeClr>
-            </a:gs>
-            <a:gs pos="100000">
-              <a:schemeClr val="phClr">
-                <a:shade val="30000"/>
-                <a:satMod val="200000"/>
-              </a:schemeClr>
-            </a:gs>
-          </a:gsLst>
-          <a:path path="circle">
-            <a:fillToRect l="50000" t="50000" r="50000" b="50000"/>
-          </a:path>
+          <a:lin ang="5400000" scaled="0"/>
         </a:gradFill>
       </a:bgFillStyleLst>
     </a:fmtScheme>
   </a:themeElements>
   <a:objectDefaults/>
   <a:extraClrSchemeLst/>
+  <a:extLst>
+    <a:ext uri="{05A4C25C-085E-4340-85A3-A5531E510DB2}">
+      <thm15:themeFamily xmlns:thm15="http://schemas.microsoft.com/office/thememl/2012/main" name="Office Theme" id="{62F939B6-93AF-4DB8-9C6B-D6C7DFDC589F}" vid="{4A3C46E8-61CC-4603-A589-7422A47A8E4A}"/>
+    </a:ext>
+  </a:extLst>
 </a:theme>
+</file>
+
+<file path=customXml/item1.xml><?xml version="1.0" encoding="utf-8"?>
+<b:Sources xmlns:b="http://schemas.openxmlformats.org/officeDocument/2006/bibliography" xmlns="http://schemas.openxmlformats.org/officeDocument/2006/bibliography" SelectedStyle="\APASixthEditionOfficeOnline.xsl" StyleName="APA" Version="6"/>
+</file>
+
+<file path=customXml/itemProps1.xml><?xml version="1.0" encoding="utf-8"?>
+<ds:datastoreItem xmlns:ds="http://schemas.openxmlformats.org/officeDocument/2006/customXml" ds:itemID="{C5600F68-9A56-43C0-A3B3-6E0C51D21F1D}">
+  <ds:schemaRefs>
+    <ds:schemaRef ds:uri="http://schemas.openxmlformats.org/officeDocument/2006/bibliography"/>
+  </ds:schemaRefs>
+</ds:datastoreItem>
 </file>